--- a/docs/EC FAN OS 통합 검증서 20260417(간소화)/1. RS485/RS485 No. 3 - Broadcast(Node ID 0) 통신 규격 준수 및 무응답(No-Response) 예외 검증.docx
+++ b/docs/EC FAN OS 통합 검증서 20260417(간소화)/1. RS485/RS485 No. 3 - Broadcast(Node ID 0) 통신 규격 준수 및 무응답(No-Response) 예외 검증.docx
@@ -17,10 +17,10 @@
         <w:tblLook w:val="04A0" w:firstRow="1" w:lastRow="0" w:firstColumn="1" w:lastColumn="0" w:noHBand="0" w:noVBand="1"/>
       </w:tblPr>
       <w:tblGrid>
-        <w:gridCol w:w="1489"/>
-        <w:gridCol w:w="4394"/>
-        <w:gridCol w:w="1417"/>
-        <w:gridCol w:w="2196"/>
+        <w:gridCol w:w="616"/>
+        <w:gridCol w:w="5686"/>
+        <w:gridCol w:w="1773"/>
+        <w:gridCol w:w="2766"/>
       </w:tblGrid>
       <w:tr>
         <w:trPr>
@@ -708,7 +708,7 @@
               </w:numPr>
               <w:textAlignment w:val="auto"/>
               <w:rPr>
-                <w:rFonts w:asciiTheme="majorHAnsi" w:eastAsiaTheme="majorHAnsi" w:hAnsiTheme="majorHAnsi" w:hint="eastAsia"/>
+                <w:rFonts w:asciiTheme="majorHAnsi" w:eastAsiaTheme="majorHAnsi" w:hAnsiTheme="majorHAnsi"/>
                 <w:szCs w:val="20"/>
               </w:rPr>
             </w:pPr>
@@ -729,7 +729,7 @@
               </w:numPr>
               <w:textAlignment w:val="auto"/>
               <w:rPr>
-                <w:rFonts w:asciiTheme="majorHAnsi" w:eastAsiaTheme="majorHAnsi" w:hAnsiTheme="majorHAnsi" w:hint="eastAsia"/>
+                <w:rFonts w:asciiTheme="majorHAnsi" w:eastAsiaTheme="majorHAnsi" w:hAnsiTheme="majorHAnsi"/>
                 <w:szCs w:val="20"/>
               </w:rPr>
             </w:pPr>
@@ -761,23 +761,7 @@
                 <w:rFonts w:asciiTheme="majorHAnsi" w:eastAsiaTheme="majorHAnsi" w:hAnsiTheme="majorHAnsi" w:hint="eastAsia"/>
                 <w:szCs w:val="20"/>
               </w:rPr>
-              <w:t xml:space="preserve"> : (</w:t>
-            </w:r>
-            <w:proofErr w:type="spellStart"/>
-            <w:r>
-              <w:rPr>
-                <w:rFonts w:asciiTheme="majorHAnsi" w:eastAsiaTheme="majorHAnsi" w:hAnsiTheme="majorHAnsi" w:hint="eastAsia"/>
-                <w:szCs w:val="20"/>
-              </w:rPr>
-              <w:t>Baudrate</w:t>
-            </w:r>
-            <w:proofErr w:type="spellEnd"/>
-            <w:r>
-              <w:rPr>
-                <w:rFonts w:asciiTheme="majorHAnsi" w:eastAsiaTheme="majorHAnsi" w:hAnsiTheme="majorHAnsi" w:hint="eastAsia"/>
-                <w:szCs w:val="20"/>
-              </w:rPr>
-              <w:t xml:space="preserve"> : 19,200bps, Parity : Even, Node ID : 1)</w:t>
+              <w:t xml:space="preserve"> : (Baudrate : 19,200bps, Parity : Even, Node ID : 1)</w:t>
             </w:r>
           </w:p>
           <w:p>
@@ -1029,21 +1013,7 @@
               <w:rPr>
                 <w:rFonts w:asciiTheme="majorHAnsi" w:eastAsiaTheme="majorHAnsi" w:hAnsiTheme="majorHAnsi"/>
               </w:rPr>
-              <w:t xml:space="preserve">이어서 정의되지 않은 Function Code (예: 0x45 등 임의의 </w:t>
-            </w:r>
-            <w:proofErr w:type="spellStart"/>
-            <w:r>
-              <w:rPr>
-                <w:rFonts w:asciiTheme="majorHAnsi" w:eastAsiaTheme="majorHAnsi" w:hAnsiTheme="majorHAnsi"/>
-              </w:rPr>
-              <w:t>쓰레기값</w:t>
-            </w:r>
-            <w:proofErr w:type="spellEnd"/>
-            <w:r>
-              <w:rPr>
-                <w:rFonts w:asciiTheme="majorHAnsi" w:eastAsiaTheme="majorHAnsi" w:hAnsiTheme="majorHAnsi"/>
-              </w:rPr>
-              <w:t>)를 Node ID 0에 포함하여 송신한다.</w:t>
+              <w:t>이어서 정의되지 않은 Function Code (예: 0x45 등 임의의 쓰레기값)를 Node ID 0에 포함하여 송신한다.</w:t>
             </w:r>
           </w:p>
           <w:p>
@@ -1061,28 +1031,7 @@
               <w:rPr>
                 <w:rFonts w:asciiTheme="majorHAnsi" w:eastAsiaTheme="majorHAnsi" w:hAnsiTheme="majorHAnsi"/>
               </w:rPr>
-              <w:t xml:space="preserve">EC FAN 펌웨어가 해당 불법 프레임을 수신했을 때 Exception Code (예: 0x01, 0x02 등)를 반환하지 않고, 선로에 어떠한 전기적 신호(TX)도 내보내지 않은 채 완전히 침묵(Drop)하는지 RS485 패킷 </w:t>
-            </w:r>
-            <w:proofErr w:type="spellStart"/>
-            <w:r>
-              <w:rPr>
-                <w:rFonts w:asciiTheme="majorHAnsi" w:eastAsiaTheme="majorHAnsi" w:hAnsiTheme="majorHAnsi"/>
-              </w:rPr>
-              <w:t>스니퍼</w:t>
-            </w:r>
-            <w:proofErr w:type="spellEnd"/>
-            <w:r>
-              <w:rPr>
-                <w:rFonts w:asciiTheme="majorHAnsi" w:eastAsiaTheme="majorHAnsi" w:hAnsiTheme="majorHAnsi"/>
-              </w:rPr>
-              <w:t>(Sniffer) 또는 오실로스코프로 파형</w:t>
-            </w:r>
-            <w:r>
-              <w:rPr>
-                <w:rFonts w:asciiTheme="majorHAnsi" w:eastAsiaTheme="majorHAnsi" w:hAnsiTheme="majorHAnsi"/>
-              </w:rPr>
-              <w:lastRenderedPageBreak/>
-              <w:t>을 감시한다.</w:t>
+              <w:t>EC FAN 펌웨어가 해당 불법 프레임을 수신했을 때 Exception Code (예: 0x01, 0x02 등)를 반환하지 않고, 선로에 어떠한 전기적 신호(TX)도 내보내지 않은 채 완전히 침묵(Drop)하는지 RS485 패킷 스니퍼(Sniffer) 또는 오실로스코프로 파형을 감시한다.</w:t>
             </w:r>
           </w:p>
           <w:p>
@@ -1150,27 +1099,13 @@
               <w:rPr>
                 <w:rFonts w:asciiTheme="majorHAnsi" w:eastAsiaTheme="majorHAnsi" w:hAnsiTheme="majorHAnsi"/>
               </w:rPr>
-              <w:t xml:space="preserve">Node ID 0으로 100ms 간격으로 Write 명령(FC: 0x06)을 10회 연속 </w:t>
-            </w:r>
-            <w:proofErr w:type="spellStart"/>
-            <w:r>
-              <w:rPr>
-                <w:rFonts w:asciiTheme="majorHAnsi" w:eastAsiaTheme="majorHAnsi" w:hAnsiTheme="majorHAnsi"/>
-              </w:rPr>
-              <w:t>브로드캐스</w:t>
-            </w:r>
-            <w:r>
-              <w:rPr>
-                <w:rFonts w:asciiTheme="majorHAnsi" w:eastAsiaTheme="majorHAnsi" w:hAnsiTheme="majorHAnsi" w:hint="eastAsia"/>
-              </w:rPr>
-              <w:t>트</w:t>
-            </w:r>
-            <w:proofErr w:type="spellEnd"/>
-            <w:r>
-              <w:rPr>
-                <w:rFonts w:asciiTheme="majorHAnsi" w:eastAsiaTheme="majorHAnsi" w:hAnsiTheme="majorHAnsi" w:hint="eastAsia"/>
-              </w:rPr>
-              <w:t xml:space="preserve"> </w:t>
+              <w:t>Node ID 0으로 100ms 간격으로 Write 명령(FC: 0x06)을 10회 연속 브로드캐스</w:t>
+            </w:r>
+            <w:r>
+              <w:rPr>
+                <w:rFonts w:asciiTheme="majorHAnsi" w:eastAsiaTheme="majorHAnsi" w:hAnsiTheme="majorHAnsi" w:hint="eastAsia"/>
+              </w:rPr>
+              <w:t xml:space="preserve">트 </w:t>
             </w:r>
             <w:r>
               <w:rPr>
@@ -1194,6 +1129,7 @@
               <w:rPr>
                 <w:rFonts w:asciiTheme="majorHAnsi" w:eastAsiaTheme="majorHAnsi" w:hAnsiTheme="majorHAnsi"/>
               </w:rPr>
+              <w:lastRenderedPageBreak/>
               <w:t>10회 송신이 끝난</w:t>
             </w:r>
             <w:r>
@@ -1254,35 +1190,7 @@
               <w:rPr>
                 <w:rFonts w:asciiTheme="majorHAnsi" w:eastAsiaTheme="majorHAnsi" w:hAnsiTheme="majorHAnsi"/>
               </w:rPr>
-              <w:t xml:space="preserve"> 패킷들을 처리하느라 펌웨어의 수신 버퍼(RX Buffer)가 </w:t>
-            </w:r>
-            <w:proofErr w:type="spellStart"/>
-            <w:r>
-              <w:rPr>
-                <w:rFonts w:asciiTheme="majorHAnsi" w:eastAsiaTheme="majorHAnsi" w:hAnsiTheme="majorHAnsi"/>
-              </w:rPr>
-              <w:t>오버플로우되거나</w:t>
-            </w:r>
-            <w:proofErr w:type="spellEnd"/>
-            <w:r>
-              <w:rPr>
-                <w:rFonts w:asciiTheme="majorHAnsi" w:eastAsiaTheme="majorHAnsi" w:hAnsiTheme="majorHAnsi"/>
-              </w:rPr>
-              <w:t xml:space="preserve"> 통신 스택이 Hang-up 상태에 빠지지 않고, 1번 </w:t>
-            </w:r>
-            <w:proofErr w:type="spellStart"/>
-            <w:r>
-              <w:rPr>
-                <w:rFonts w:asciiTheme="majorHAnsi" w:eastAsiaTheme="majorHAnsi" w:hAnsiTheme="majorHAnsi"/>
-              </w:rPr>
-              <w:t>노드로서의</w:t>
-            </w:r>
-            <w:proofErr w:type="spellEnd"/>
-            <w:r>
-              <w:rPr>
-                <w:rFonts w:asciiTheme="majorHAnsi" w:eastAsiaTheme="majorHAnsi" w:hAnsiTheme="majorHAnsi"/>
-              </w:rPr>
-              <w:t xml:space="preserve"> 정상적인 1:1 통신 응답(TX)을 즉각 수행하는지 확인한다.</w:t>
+              <w:t xml:space="preserve"> 패킷들을 처리하느라 펌웨어의 수신 버퍼(RX Buffer)가 오버플로우되거나 통신 스택이 Hang-up 상태에 빠지지 않고, 1번 노드로서의 정상적인 1:1 통신 응답(TX)을 즉각 수행하는지 확인한다.</w:t>
             </w:r>
           </w:p>
         </w:tc>
@@ -1343,25 +1251,7 @@
                 <w:b/>
                 <w:bCs/>
               </w:rPr>
-              <w:t xml:space="preserve">[Phase 2 판정 - 정상 </w:t>
-            </w:r>
-            <w:proofErr w:type="spellStart"/>
-            <w:r>
-              <w:rPr>
-                <w:rFonts w:asciiTheme="majorHAnsi" w:eastAsiaTheme="majorHAnsi" w:hAnsiTheme="majorHAnsi"/>
-                <w:b/>
-                <w:bCs/>
-              </w:rPr>
-              <w:t>브로드캐스트</w:t>
-            </w:r>
-            <w:proofErr w:type="spellEnd"/>
-            <w:r>
-              <w:rPr>
-                <w:rFonts w:asciiTheme="majorHAnsi" w:eastAsiaTheme="majorHAnsi" w:hAnsiTheme="majorHAnsi"/>
-                <w:b/>
-                <w:bCs/>
-              </w:rPr>
-              <w:t xml:space="preserve"> 동작]</w:t>
+              <w:t>[Phase 2 판정 - 정상 브로드캐스트 동작]</w:t>
             </w:r>
           </w:p>
           <w:p>
@@ -1541,35 +1431,7 @@
               <w:rPr>
                 <w:rFonts w:asciiTheme="majorHAnsi" w:eastAsiaTheme="majorHAnsi" w:hAnsiTheme="majorHAnsi"/>
               </w:rPr>
-              <w:t>(오실로스코프/</w:t>
-            </w:r>
-            <w:proofErr w:type="spellStart"/>
-            <w:r>
-              <w:rPr>
-                <w:rFonts w:asciiTheme="majorHAnsi" w:eastAsiaTheme="majorHAnsi" w:hAnsiTheme="majorHAnsi"/>
-              </w:rPr>
-              <w:t>스니퍼</w:t>
-            </w:r>
-            <w:proofErr w:type="spellEnd"/>
-            <w:r>
-              <w:rPr>
-                <w:rFonts w:asciiTheme="majorHAnsi" w:eastAsiaTheme="majorHAnsi" w:hAnsiTheme="majorHAnsi"/>
-              </w:rPr>
-              <w:t xml:space="preserve"> 상 TX 신호 </w:t>
-            </w:r>
-            <w:proofErr w:type="spellStart"/>
-            <w:r>
-              <w:rPr>
-                <w:rFonts w:asciiTheme="majorHAnsi" w:eastAsiaTheme="majorHAnsi" w:hAnsiTheme="majorHAnsi"/>
-              </w:rPr>
-              <w:t>무발생</w:t>
-            </w:r>
-            <w:proofErr w:type="spellEnd"/>
-            <w:r>
-              <w:rPr>
-                <w:rFonts w:asciiTheme="majorHAnsi" w:eastAsiaTheme="majorHAnsi" w:hAnsiTheme="majorHAnsi"/>
-              </w:rPr>
-              <w:t xml:space="preserve"> 확인)</w:t>
+              <w:t>(오실로스코프/스니퍼 상 TX 신호 무발생 확인)</w:t>
             </w:r>
           </w:p>
           <w:p>
@@ -1621,7 +1483,6 @@
               <w:rPr>
                 <w:rFonts w:asciiTheme="majorHAnsi" w:eastAsiaTheme="majorHAnsi" w:hAnsiTheme="majorHAnsi" w:hint="eastAsia"/>
               </w:rPr>
-              <w:lastRenderedPageBreak/>
               <w:t>Broadcast</w:t>
             </w:r>
             <w:r>
@@ -1636,7 +1497,16 @@
                 <w:b/>
                 <w:bCs/>
               </w:rPr>
-              <w:t>50ms 이내에 즉각적이고 정확한 정상 응답(현재 RPM 데이터 등)을 송신</w:t>
+              <w:t xml:space="preserve">50ms 이내에 즉각적이고 </w:t>
+            </w:r>
+            <w:r>
+              <w:rPr>
+                <w:rFonts w:asciiTheme="majorHAnsi" w:eastAsiaTheme="majorHAnsi" w:hAnsiTheme="majorHAnsi"/>
+                <w:b/>
+                <w:bCs/>
+              </w:rPr>
+              <w:lastRenderedPageBreak/>
+              <w:t>정확한 정상 응답(현재 RPM 데이터 등)을 송신</w:t>
             </w:r>
             <w:r>
               <w:rPr>
@@ -1729,36 +1599,2270 @@
               </w:numPr>
               <w:rPr>
                 <w:rFonts w:asciiTheme="majorHAnsi" w:eastAsiaTheme="majorHAnsi" w:hAnsiTheme="majorHAnsi"/>
-                <w:b/>
-                <w:bCs/>
-              </w:rPr>
-            </w:pPr>
-            <w:r>
-              <w:rPr>
-                <w:rFonts w:asciiTheme="majorHAnsi" w:eastAsiaTheme="majorHAnsi" w:hAnsiTheme="majorHAnsi"/>
-                <w:b/>
-                <w:bCs/>
-              </w:rPr>
-              <w:t xml:space="preserve">[Phase 2 판정 - 정상 </w:t>
-            </w:r>
-            <w:proofErr w:type="spellStart"/>
-            <w:r>
-              <w:rPr>
-                <w:rFonts w:asciiTheme="majorHAnsi" w:eastAsiaTheme="majorHAnsi" w:hAnsiTheme="majorHAnsi"/>
-                <w:b/>
-                <w:bCs/>
-              </w:rPr>
-              <w:t>브로드캐스트</w:t>
-            </w:r>
-            <w:proofErr w:type="spellEnd"/>
-            <w:r>
-              <w:rPr>
-                <w:rFonts w:asciiTheme="majorHAnsi" w:eastAsiaTheme="majorHAnsi" w:hAnsiTheme="majorHAnsi"/>
-                <w:b/>
-                <w:bCs/>
-              </w:rPr>
-              <w:t xml:space="preserve"> 동작]</w:t>
-            </w:r>
+              </w:rPr>
+            </w:pPr>
+            <w:r>
+              <w:rPr>
+                <w:rFonts w:asciiTheme="majorHAnsi" w:eastAsiaTheme="majorHAnsi" w:hAnsiTheme="majorHAnsi"/>
+              </w:rPr>
+              <w:drawing>
+                <wp:inline distT="0" distB="0" distL="0" distR="0" wp14:anchorId="2DA080AA" wp14:editId="0174CE95">
+                  <wp:extent cx="5731510" cy="6092190"/>
+                  <wp:effectExtent l="0" t="0" r="2540" b="3810"/>
+                  <wp:docPr id="1" name="그림 1"/>
+                  <wp:cNvGraphicFramePr>
+                    <a:graphicFrameLocks xmlns:a="http://schemas.openxmlformats.org/drawingml/2006/main" noChangeAspect="1"/>
+                  </wp:cNvGraphicFramePr>
+                  <a:graphic xmlns:a="http://schemas.openxmlformats.org/drawingml/2006/main">
+                    <a:graphicData uri="http://schemas.openxmlformats.org/drawingml/2006/picture">
+                      <pic:pic xmlns:pic="http://schemas.openxmlformats.org/drawingml/2006/picture">
+                        <pic:nvPicPr>
+                          <pic:cNvPr id="1" name=""/>
+                          <pic:cNvPicPr/>
+                        </pic:nvPicPr>
+                        <pic:blipFill>
+                          <a:blip r:embed="rId8"/>
+                          <a:stretch>
+                            <a:fillRect/>
+                          </a:stretch>
+                        </pic:blipFill>
+                        <pic:spPr>
+                          <a:xfrm>
+                            <a:off x="0" y="0"/>
+                            <a:ext cx="5731510" cy="6092190"/>
+                          </a:xfrm>
+                          <a:prstGeom prst="rect">
+                            <a:avLst/>
+                          </a:prstGeom>
+                        </pic:spPr>
+                      </pic:pic>
+                    </a:graphicData>
+                  </a:graphic>
+                </wp:inline>
+              </w:drawing>
+            </w:r>
+          </w:p>
+          <w:p>
+            <w:pPr>
+              <w:pStyle w:val="1-0"/>
+              <w:rPr>
+                <w:rFonts w:asciiTheme="majorHAnsi" w:eastAsiaTheme="majorHAnsi" w:hAnsiTheme="majorHAnsi"/>
+              </w:rPr>
+            </w:pPr>
+            <w:r>
+              <w:rPr>
+                <w:rFonts w:asciiTheme="majorHAnsi" w:eastAsiaTheme="majorHAnsi" w:hAnsiTheme="majorHAnsi"/>
+              </w:rPr>
+              <w:t>============================================================</w:t>
+            </w:r>
+          </w:p>
+          <w:p>
+            <w:pPr>
+              <w:pStyle w:val="1-0"/>
+              <w:rPr>
+                <w:rFonts w:asciiTheme="majorHAnsi" w:eastAsiaTheme="majorHAnsi" w:hAnsiTheme="majorHAnsi" w:hint="eastAsia"/>
+              </w:rPr>
+            </w:pPr>
+            <w:r>
+              <w:rPr>
+                <w:rFonts w:asciiTheme="majorHAnsi" w:eastAsiaTheme="majorHAnsi" w:hAnsiTheme="majorHAnsi" w:hint="eastAsia"/>
+              </w:rPr>
+              <w:t>테스트 항목  : [1-3] Broadcast 통신 규격 준수 및 복구 검증  (3 Cases)</w:t>
+            </w:r>
+          </w:p>
+          <w:p>
+            <w:pPr>
+              <w:pStyle w:val="1-0"/>
+              <w:rPr>
+                <w:rFonts w:asciiTheme="majorHAnsi" w:eastAsiaTheme="majorHAnsi" w:hAnsiTheme="majorHAnsi" w:hint="eastAsia"/>
+              </w:rPr>
+            </w:pPr>
+            <w:r>
+              <w:rPr>
+                <w:rFonts w:asciiTheme="majorHAnsi" w:eastAsiaTheme="majorHAnsi" w:hAnsiTheme="majorHAnsi" w:hint="eastAsia"/>
+              </w:rPr>
+              <w:t>시작 시각    : 2026. 4. 18. 오후 3:40:39</w:t>
+            </w:r>
+          </w:p>
+          <w:p>
+            <w:pPr>
+              <w:pStyle w:val="1-0"/>
+              <w:rPr>
+                <w:rFonts w:asciiTheme="majorHAnsi" w:eastAsiaTheme="majorHAnsi" w:hAnsiTheme="majorHAnsi" w:hint="eastAsia"/>
+              </w:rPr>
+            </w:pPr>
+            <w:r>
+              <w:rPr>
+                <w:rFonts w:asciiTheme="majorHAnsi" w:eastAsiaTheme="majorHAnsi" w:hAnsiTheme="majorHAnsi" w:hint="eastAsia"/>
+              </w:rPr>
+              <w:t>종료 시각    : 2026. 4. 18. 오후 3:40:46</w:t>
+            </w:r>
+          </w:p>
+          <w:p>
+            <w:pPr>
+              <w:pStyle w:val="1-0"/>
+              <w:rPr>
+                <w:rFonts w:asciiTheme="majorHAnsi" w:eastAsiaTheme="majorHAnsi" w:hAnsiTheme="majorHAnsi" w:hint="eastAsia"/>
+              </w:rPr>
+            </w:pPr>
+            <w:r>
+              <w:rPr>
+                <w:rFonts w:asciiTheme="majorHAnsi" w:eastAsiaTheme="majorHAnsi" w:hAnsiTheme="majorHAnsi" w:hint="eastAsia"/>
+              </w:rPr>
+              <w:t>저장 시각    : 2026. 4. 18. 오후 3:41:08</w:t>
+            </w:r>
+          </w:p>
+          <w:p>
+            <w:pPr>
+              <w:pStyle w:val="1-0"/>
+              <w:rPr>
+                <w:rFonts w:asciiTheme="majorHAnsi" w:eastAsiaTheme="majorHAnsi" w:hAnsiTheme="majorHAnsi"/>
+              </w:rPr>
+            </w:pPr>
+            <w:r>
+              <w:rPr>
+                <w:rFonts w:asciiTheme="majorHAnsi" w:eastAsiaTheme="majorHAnsi" w:hAnsiTheme="majorHAnsi"/>
+              </w:rPr>
+              <w:t>============================================================</w:t>
+            </w:r>
+          </w:p>
+          <w:p>
+            <w:pPr>
+              <w:pStyle w:val="1-0"/>
+              <w:rPr>
+                <w:rFonts w:asciiTheme="majorHAnsi" w:eastAsiaTheme="majorHAnsi" w:hAnsiTheme="majorHAnsi"/>
+              </w:rPr>
+            </w:pPr>
+          </w:p>
+          <w:p>
+            <w:pPr>
+              <w:pStyle w:val="1-0"/>
+              <w:rPr>
+                <w:rFonts w:asciiTheme="majorHAnsi" w:eastAsiaTheme="majorHAnsi" w:hAnsiTheme="majorHAnsi" w:hint="eastAsia"/>
+              </w:rPr>
+            </w:pPr>
+            <w:r>
+              <w:rPr>
+                <w:rFonts w:asciiTheme="majorHAnsi" w:eastAsiaTheme="majorHAnsi" w:hAnsiTheme="majorHAnsi" w:hint="eastAsia"/>
+              </w:rPr>
+              <w:t>[실행 로그]</w:t>
+            </w:r>
+          </w:p>
+          <w:p>
+            <w:pPr>
+              <w:pStyle w:val="1-0"/>
+              <w:rPr>
+                <w:rFonts w:asciiTheme="majorHAnsi" w:eastAsiaTheme="majorHAnsi" w:hAnsiTheme="majorHAnsi"/>
+              </w:rPr>
+            </w:pPr>
+            <w:r>
+              <w:rPr>
+                <w:rFonts w:asciiTheme="majorHAnsi" w:eastAsiaTheme="majorHAnsi" w:hAnsiTheme="majorHAnsi"/>
+              </w:rPr>
+              <w:t>------------------------------------------------------------</w:t>
+            </w:r>
+          </w:p>
+          <w:p>
+            <w:pPr>
+              <w:pStyle w:val="1-0"/>
+              <w:rPr>
+                <w:rFonts w:asciiTheme="majorHAnsi" w:eastAsiaTheme="majorHAnsi" w:hAnsiTheme="majorHAnsi" w:hint="eastAsia"/>
+              </w:rPr>
+            </w:pPr>
+            <w:r>
+              <w:rPr>
+                <w:rFonts w:asciiTheme="majorHAnsi" w:eastAsiaTheme="majorHAnsi" w:hAnsiTheme="majorHAnsi" w:hint="eastAsia"/>
+              </w:rPr>
+              <w:t>[15시 40분 39초] [INFO] 테스트 시작: Broadcast 통신 규격 준수 및 복구 검증  (3 Cases)</w:t>
+            </w:r>
+          </w:p>
+          <w:p>
+            <w:pPr>
+              <w:pStyle w:val="1-0"/>
+              <w:rPr>
+                <w:rFonts w:asciiTheme="majorHAnsi" w:eastAsiaTheme="majorHAnsi" w:hAnsiTheme="majorHAnsi" w:hint="eastAsia"/>
+              </w:rPr>
+            </w:pPr>
+            <w:r>
+              <w:rPr>
+                <w:rFonts w:asciiTheme="majorHAnsi" w:eastAsiaTheme="majorHAnsi" w:hAnsiTheme="majorHAnsi" w:hint="eastAsia"/>
+              </w:rPr>
+              <w:t>[15시 40분 39초] [INFO] 총 3개 Sub-Case 순차 검증 시작</w:t>
+            </w:r>
+          </w:p>
+          <w:p>
+            <w:pPr>
+              <w:pStyle w:val="1-0"/>
+              <w:rPr>
+                <w:rFonts w:asciiTheme="majorHAnsi" w:eastAsiaTheme="majorHAnsi" w:hAnsiTheme="majorHAnsi" w:hint="eastAsia"/>
+              </w:rPr>
+            </w:pPr>
+            <w:r>
+              <w:rPr>
+                <w:rFonts w:asciiTheme="majorHAnsi" w:eastAsiaTheme="majorHAnsi" w:hAnsiTheme="majorHAnsi" w:hint="eastAsia"/>
+              </w:rPr>
+              <w:t>[15시 40분 39초] [INFO] ※ Broadcast(Node ID 0) FC06 Write 는 디바이스 응답 있음 (디바이스 설계 기준)</w:t>
+            </w:r>
+          </w:p>
+          <w:p>
+            <w:pPr>
+              <w:pStyle w:val="1-0"/>
+              <w:rPr>
+                <w:rFonts w:asciiTheme="majorHAnsi" w:eastAsiaTheme="majorHAnsi" w:hAnsiTheme="majorHAnsi" w:hint="eastAsia"/>
+              </w:rPr>
+            </w:pPr>
+            <w:r>
+              <w:rPr>
+                <w:rFonts w:asciiTheme="majorHAnsi" w:eastAsiaTheme="majorHAnsi" w:hAnsiTheme="majorHAnsi" w:hint="eastAsia"/>
+              </w:rPr>
+              <w:t>[15시 40분 39초] [STEP] [Sub 1/3]  Broadcast FC06 Write — 실행 확인 + 응답 수신</w:t>
+            </w:r>
+          </w:p>
+          <w:p>
+            <w:pPr>
+              <w:pStyle w:val="1-0"/>
+              <w:rPr>
+                <w:rFonts w:asciiTheme="majorHAnsi" w:eastAsiaTheme="majorHAnsi" w:hAnsiTheme="majorHAnsi" w:hint="eastAsia"/>
+              </w:rPr>
+            </w:pPr>
+            <w:r>
+              <w:rPr>
+                <w:rFonts w:asciiTheme="majorHAnsi" w:eastAsiaTheme="majorHAnsi" w:hAnsiTheme="majorHAnsi" w:hint="eastAsia"/>
+              </w:rPr>
+              <w:t>[15시 40분 39초] [STEP] [0x0002] = 0x03E8 (1000 RPM) → Node 0  FC06</w:t>
+            </w:r>
+          </w:p>
+          <w:p>
+            <w:pPr>
+              <w:pStyle w:val="1-0"/>
+              <w:rPr>
+                <w:rFonts w:asciiTheme="majorHAnsi" w:eastAsiaTheme="majorHAnsi" w:hAnsiTheme="majorHAnsi"/>
+              </w:rPr>
+            </w:pPr>
+            <w:r>
+              <w:rPr>
+                <w:rFonts w:asciiTheme="majorHAnsi" w:eastAsiaTheme="majorHAnsi" w:hAnsiTheme="majorHAnsi"/>
+              </w:rPr>
+              <w:t>[15</w:t>
+            </w:r>
+            <w:r>
+              <w:rPr>
+                <w:rFonts w:asciiTheme="majorHAnsi" w:eastAsiaTheme="majorHAnsi" w:hAnsiTheme="majorHAnsi" w:hint="eastAsia"/>
+              </w:rPr>
+              <w:t>시</w:t>
+            </w:r>
+            <w:r>
+              <w:rPr>
+                <w:rFonts w:asciiTheme="majorHAnsi" w:eastAsiaTheme="majorHAnsi" w:hAnsiTheme="majorHAnsi"/>
+              </w:rPr>
+              <w:t xml:space="preserve"> 40</w:t>
+            </w:r>
+            <w:r>
+              <w:rPr>
+                <w:rFonts w:asciiTheme="majorHAnsi" w:eastAsiaTheme="majorHAnsi" w:hAnsiTheme="majorHAnsi" w:hint="eastAsia"/>
+              </w:rPr>
+              <w:t>분</w:t>
+            </w:r>
+            <w:r>
+              <w:rPr>
+                <w:rFonts w:asciiTheme="majorHAnsi" w:eastAsiaTheme="majorHAnsi" w:hAnsiTheme="majorHAnsi"/>
+              </w:rPr>
+              <w:t xml:space="preserve"> 39</w:t>
+            </w:r>
+            <w:r>
+              <w:rPr>
+                <w:rFonts w:asciiTheme="majorHAnsi" w:eastAsiaTheme="majorHAnsi" w:hAnsiTheme="majorHAnsi" w:hint="eastAsia"/>
+              </w:rPr>
+              <w:t>초</w:t>
+            </w:r>
+            <w:r>
+              <w:rPr>
+                <w:rFonts w:asciiTheme="majorHAnsi" w:eastAsiaTheme="majorHAnsi" w:hAnsiTheme="majorHAnsi"/>
+              </w:rPr>
+              <w:t xml:space="preserve">] [SUCCESS] </w:t>
+            </w:r>
+            <w:r>
+              <w:rPr>
+                <w:rFonts w:ascii="MS Gothic" w:eastAsia="MS Gothic" w:hAnsi="MS Gothic" w:cs="MS Gothic" w:hint="eastAsia"/>
+              </w:rPr>
+              <w:t>✓</w:t>
+            </w:r>
+            <w:r>
+              <w:rPr>
+                <w:rFonts w:asciiTheme="majorHAnsi" w:eastAsiaTheme="majorHAnsi" w:hAnsiTheme="majorHAnsi"/>
+              </w:rPr>
+              <w:t xml:space="preserve"> FC06 Broadcast RPM: </w:t>
+            </w:r>
+            <w:r>
+              <w:rPr>
+                <w:rFonts w:asciiTheme="majorHAnsi" w:eastAsiaTheme="majorHAnsi" w:hAnsiTheme="majorHAnsi" w:hint="eastAsia"/>
+              </w:rPr>
+              <w:t>응답</w:t>
+            </w:r>
+            <w:r>
+              <w:rPr>
+                <w:rFonts w:asciiTheme="majorHAnsi" w:eastAsiaTheme="majorHAnsi" w:hAnsiTheme="majorHAnsi"/>
+              </w:rPr>
+              <w:t xml:space="preserve"> </w:t>
+            </w:r>
+            <w:r>
+              <w:rPr>
+                <w:rFonts w:asciiTheme="majorHAnsi" w:eastAsiaTheme="majorHAnsi" w:hAnsiTheme="majorHAnsi" w:hint="eastAsia"/>
+              </w:rPr>
+              <w:t>수신</w:t>
+            </w:r>
+            <w:r>
+              <w:rPr>
+                <w:rFonts w:asciiTheme="majorHAnsi" w:eastAsiaTheme="majorHAnsi" w:hAnsiTheme="majorHAnsi"/>
+              </w:rPr>
+              <w:t xml:space="preserve"> — </w:t>
+            </w:r>
+            <w:r>
+              <w:rPr>
+                <w:rFonts w:asciiTheme="majorHAnsi" w:eastAsiaTheme="majorHAnsi" w:hAnsiTheme="majorHAnsi" w:hint="eastAsia"/>
+              </w:rPr>
+              <w:t>디바이스</w:t>
+            </w:r>
+            <w:r>
+              <w:rPr>
+                <w:rFonts w:asciiTheme="majorHAnsi" w:eastAsiaTheme="majorHAnsi" w:hAnsiTheme="majorHAnsi"/>
+              </w:rPr>
+              <w:t xml:space="preserve"> </w:t>
+            </w:r>
+            <w:r>
+              <w:rPr>
+                <w:rFonts w:asciiTheme="majorHAnsi" w:eastAsiaTheme="majorHAnsi" w:hAnsiTheme="majorHAnsi" w:hint="eastAsia"/>
+              </w:rPr>
+              <w:t>응답</w:t>
+            </w:r>
+            <w:r>
+              <w:rPr>
+                <w:rFonts w:asciiTheme="majorHAnsi" w:eastAsiaTheme="majorHAnsi" w:hAnsiTheme="majorHAnsi"/>
+              </w:rPr>
+              <w:t xml:space="preserve"> </w:t>
+            </w:r>
+            <w:r>
+              <w:rPr>
+                <w:rFonts w:asciiTheme="majorHAnsi" w:eastAsiaTheme="majorHAnsi" w:hAnsiTheme="majorHAnsi" w:hint="eastAsia"/>
+              </w:rPr>
+              <w:t>확인</w:t>
+            </w:r>
+          </w:p>
+          <w:p>
+            <w:pPr>
+              <w:pStyle w:val="1-0"/>
+              <w:rPr>
+                <w:rFonts w:asciiTheme="majorHAnsi" w:eastAsiaTheme="majorHAnsi" w:hAnsiTheme="majorHAnsi" w:hint="eastAsia"/>
+              </w:rPr>
+            </w:pPr>
+            <w:r>
+              <w:rPr>
+                <w:rFonts w:asciiTheme="majorHAnsi" w:eastAsiaTheme="majorHAnsi" w:hAnsiTheme="majorHAnsi" w:hint="eastAsia"/>
+              </w:rPr>
+              <w:t>[15시 40분 39초] [STEP] [0x0001] = 1 (Run) → Node 0  FC06</w:t>
+            </w:r>
+          </w:p>
+          <w:p>
+            <w:pPr>
+              <w:pStyle w:val="1-0"/>
+              <w:rPr>
+                <w:rFonts w:asciiTheme="majorHAnsi" w:eastAsiaTheme="majorHAnsi" w:hAnsiTheme="majorHAnsi"/>
+              </w:rPr>
+            </w:pPr>
+            <w:r>
+              <w:rPr>
+                <w:rFonts w:asciiTheme="majorHAnsi" w:eastAsiaTheme="majorHAnsi" w:hAnsiTheme="majorHAnsi"/>
+              </w:rPr>
+              <w:t>[15</w:t>
+            </w:r>
+            <w:r>
+              <w:rPr>
+                <w:rFonts w:asciiTheme="majorHAnsi" w:eastAsiaTheme="majorHAnsi" w:hAnsiTheme="majorHAnsi" w:hint="eastAsia"/>
+              </w:rPr>
+              <w:t>시</w:t>
+            </w:r>
+            <w:r>
+              <w:rPr>
+                <w:rFonts w:asciiTheme="majorHAnsi" w:eastAsiaTheme="majorHAnsi" w:hAnsiTheme="majorHAnsi"/>
+              </w:rPr>
+              <w:t xml:space="preserve"> 40</w:t>
+            </w:r>
+            <w:r>
+              <w:rPr>
+                <w:rFonts w:asciiTheme="majorHAnsi" w:eastAsiaTheme="majorHAnsi" w:hAnsiTheme="majorHAnsi" w:hint="eastAsia"/>
+              </w:rPr>
+              <w:t>분</w:t>
+            </w:r>
+            <w:r>
+              <w:rPr>
+                <w:rFonts w:asciiTheme="majorHAnsi" w:eastAsiaTheme="majorHAnsi" w:hAnsiTheme="majorHAnsi"/>
+              </w:rPr>
+              <w:t xml:space="preserve"> 40</w:t>
+            </w:r>
+            <w:r>
+              <w:rPr>
+                <w:rFonts w:asciiTheme="majorHAnsi" w:eastAsiaTheme="majorHAnsi" w:hAnsiTheme="majorHAnsi" w:hint="eastAsia"/>
+              </w:rPr>
+              <w:t>초</w:t>
+            </w:r>
+            <w:r>
+              <w:rPr>
+                <w:rFonts w:asciiTheme="majorHAnsi" w:eastAsiaTheme="majorHAnsi" w:hAnsiTheme="majorHAnsi"/>
+              </w:rPr>
+              <w:t xml:space="preserve">] [SUCCESS] </w:t>
+            </w:r>
+            <w:r>
+              <w:rPr>
+                <w:rFonts w:ascii="MS Gothic" w:eastAsia="MS Gothic" w:hAnsi="MS Gothic" w:cs="MS Gothic" w:hint="eastAsia"/>
+              </w:rPr>
+              <w:t>✓</w:t>
+            </w:r>
+            <w:r>
+              <w:rPr>
+                <w:rFonts w:asciiTheme="majorHAnsi" w:eastAsiaTheme="majorHAnsi" w:hAnsiTheme="majorHAnsi"/>
+              </w:rPr>
+              <w:t xml:space="preserve"> FC06 Broadcast Run: </w:t>
+            </w:r>
+            <w:r>
+              <w:rPr>
+                <w:rFonts w:asciiTheme="majorHAnsi" w:eastAsiaTheme="majorHAnsi" w:hAnsiTheme="majorHAnsi" w:hint="eastAsia"/>
+              </w:rPr>
+              <w:t>응답</w:t>
+            </w:r>
+            <w:r>
+              <w:rPr>
+                <w:rFonts w:asciiTheme="majorHAnsi" w:eastAsiaTheme="majorHAnsi" w:hAnsiTheme="majorHAnsi"/>
+              </w:rPr>
+              <w:t xml:space="preserve"> </w:t>
+            </w:r>
+            <w:r>
+              <w:rPr>
+                <w:rFonts w:asciiTheme="majorHAnsi" w:eastAsiaTheme="majorHAnsi" w:hAnsiTheme="majorHAnsi" w:hint="eastAsia"/>
+              </w:rPr>
+              <w:t>수신</w:t>
+            </w:r>
+            <w:r>
+              <w:rPr>
+                <w:rFonts w:asciiTheme="majorHAnsi" w:eastAsiaTheme="majorHAnsi" w:hAnsiTheme="majorHAnsi"/>
+              </w:rPr>
+              <w:t xml:space="preserve"> — </w:t>
+            </w:r>
+            <w:r>
+              <w:rPr>
+                <w:rFonts w:asciiTheme="majorHAnsi" w:eastAsiaTheme="majorHAnsi" w:hAnsiTheme="majorHAnsi" w:hint="eastAsia"/>
+              </w:rPr>
+              <w:t>디바이스</w:t>
+            </w:r>
+            <w:r>
+              <w:rPr>
+                <w:rFonts w:asciiTheme="majorHAnsi" w:eastAsiaTheme="majorHAnsi" w:hAnsiTheme="majorHAnsi"/>
+              </w:rPr>
+              <w:t xml:space="preserve"> </w:t>
+            </w:r>
+            <w:r>
+              <w:rPr>
+                <w:rFonts w:asciiTheme="majorHAnsi" w:eastAsiaTheme="majorHAnsi" w:hAnsiTheme="majorHAnsi" w:hint="eastAsia"/>
+              </w:rPr>
+              <w:t>응답</w:t>
+            </w:r>
+            <w:r>
+              <w:rPr>
+                <w:rFonts w:asciiTheme="majorHAnsi" w:eastAsiaTheme="majorHAnsi" w:hAnsiTheme="majorHAnsi"/>
+              </w:rPr>
+              <w:t xml:space="preserve"> </w:t>
+            </w:r>
+            <w:r>
+              <w:rPr>
+                <w:rFonts w:asciiTheme="majorHAnsi" w:eastAsiaTheme="majorHAnsi" w:hAnsiTheme="majorHAnsi" w:hint="eastAsia"/>
+              </w:rPr>
+              <w:t>확인</w:t>
+            </w:r>
+          </w:p>
+          <w:p>
+            <w:pPr>
+              <w:pStyle w:val="1-0"/>
+              <w:rPr>
+                <w:rFonts w:asciiTheme="majorHAnsi" w:eastAsiaTheme="majorHAnsi" w:hAnsiTheme="majorHAnsi" w:hint="eastAsia"/>
+              </w:rPr>
+            </w:pPr>
+            <w:r>
+              <w:rPr>
+                <w:rFonts w:asciiTheme="majorHAnsi" w:eastAsiaTheme="majorHAnsi" w:hAnsiTheme="majorHAnsi" w:hint="eastAsia"/>
+              </w:rPr>
+              <w:t>[15시 40분 40초] [WARNING] 모터 구동 대기 (3초)...  ▶ 물리적 회전 여부 확인하세요</w:t>
+            </w:r>
+          </w:p>
+          <w:p>
+            <w:pPr>
+              <w:pStyle w:val="1-0"/>
+              <w:rPr>
+                <w:rFonts w:asciiTheme="majorHAnsi" w:eastAsiaTheme="majorHAnsi" w:hAnsiTheme="majorHAnsi" w:hint="eastAsia"/>
+              </w:rPr>
+            </w:pPr>
+            <w:r>
+              <w:rPr>
+                <w:rFonts w:asciiTheme="majorHAnsi" w:eastAsiaTheme="majorHAnsi" w:hAnsiTheme="majorHAnsi" w:hint="eastAsia"/>
+              </w:rPr>
+              <w:t>[15시 40분 43초] [STEP] FC04 Node 1 [0xD02D] Actual Speed 읽기</w:t>
+            </w:r>
+          </w:p>
+          <w:p>
+            <w:pPr>
+              <w:pStyle w:val="1-0"/>
+              <w:rPr>
+                <w:rFonts w:asciiTheme="majorHAnsi" w:eastAsiaTheme="majorHAnsi" w:hAnsiTheme="majorHAnsi"/>
+              </w:rPr>
+            </w:pPr>
+            <w:r>
+              <w:rPr>
+                <w:rFonts w:asciiTheme="majorHAnsi" w:eastAsiaTheme="majorHAnsi" w:hAnsiTheme="majorHAnsi"/>
+              </w:rPr>
+              <w:t>[15</w:t>
+            </w:r>
+            <w:r>
+              <w:rPr>
+                <w:rFonts w:asciiTheme="majorHAnsi" w:eastAsiaTheme="majorHAnsi" w:hAnsiTheme="majorHAnsi" w:hint="eastAsia"/>
+              </w:rPr>
+              <w:t>시</w:t>
+            </w:r>
+            <w:r>
+              <w:rPr>
+                <w:rFonts w:asciiTheme="majorHAnsi" w:eastAsiaTheme="majorHAnsi" w:hAnsiTheme="majorHAnsi"/>
+              </w:rPr>
+              <w:t xml:space="preserve"> 40</w:t>
+            </w:r>
+            <w:r>
+              <w:rPr>
+                <w:rFonts w:asciiTheme="majorHAnsi" w:eastAsiaTheme="majorHAnsi" w:hAnsiTheme="majorHAnsi" w:hint="eastAsia"/>
+              </w:rPr>
+              <w:t>분</w:t>
+            </w:r>
+            <w:r>
+              <w:rPr>
+                <w:rFonts w:asciiTheme="majorHAnsi" w:eastAsiaTheme="majorHAnsi" w:hAnsiTheme="majorHAnsi"/>
+              </w:rPr>
+              <w:t xml:space="preserve"> 43</w:t>
+            </w:r>
+            <w:r>
+              <w:rPr>
+                <w:rFonts w:asciiTheme="majorHAnsi" w:eastAsiaTheme="majorHAnsi" w:hAnsiTheme="majorHAnsi" w:hint="eastAsia"/>
+              </w:rPr>
+              <w:t>초</w:t>
+            </w:r>
+            <w:r>
+              <w:rPr>
+                <w:rFonts w:asciiTheme="majorHAnsi" w:eastAsiaTheme="majorHAnsi" w:hAnsiTheme="majorHAnsi"/>
+              </w:rPr>
+              <w:t xml:space="preserve">] [WARNING] </w:t>
+            </w:r>
+            <w:r>
+              <w:rPr>
+                <w:rFonts w:ascii="Segoe UI Symbol" w:eastAsiaTheme="majorHAnsi" w:hAnsi="Segoe UI Symbol" w:cs="Segoe UI Symbol"/>
+              </w:rPr>
+              <w:t>⚠</w:t>
+            </w:r>
+            <w:r>
+              <w:rPr>
+                <w:rFonts w:asciiTheme="majorHAnsi" w:eastAsiaTheme="majorHAnsi" w:hAnsiTheme="majorHAnsi"/>
+              </w:rPr>
+              <w:t xml:space="preserve"> Actual Speed = 0 RPM </w:t>
+            </w:r>
+            <w:r>
+              <w:rPr>
+                <w:rFonts w:cs="맑은 고딕" w:hint="eastAsia"/>
+              </w:rPr>
+              <w:t>—</w:t>
+            </w:r>
+            <w:r>
+              <w:rPr>
+                <w:rFonts w:asciiTheme="majorHAnsi" w:eastAsiaTheme="majorHAnsi" w:hAnsiTheme="majorHAnsi"/>
+              </w:rPr>
+              <w:t xml:space="preserve"> </w:t>
+            </w:r>
+            <w:r>
+              <w:rPr>
+                <w:rFonts w:asciiTheme="majorHAnsi" w:eastAsiaTheme="majorHAnsi" w:hAnsiTheme="majorHAnsi" w:hint="eastAsia"/>
+              </w:rPr>
+              <w:t>미구동</w:t>
+            </w:r>
+            <w:r>
+              <w:rPr>
+                <w:rFonts w:asciiTheme="majorHAnsi" w:eastAsiaTheme="majorHAnsi" w:hAnsiTheme="majorHAnsi"/>
+              </w:rPr>
+              <w:t xml:space="preserve"> </w:t>
+            </w:r>
+            <w:r>
+              <w:rPr>
+                <w:rFonts w:asciiTheme="majorHAnsi" w:eastAsiaTheme="majorHAnsi" w:hAnsiTheme="majorHAnsi" w:hint="eastAsia"/>
+              </w:rPr>
+              <w:t>가능성</w:t>
+            </w:r>
+          </w:p>
+          <w:p>
+            <w:pPr>
+              <w:pStyle w:val="1-0"/>
+              <w:rPr>
+                <w:rFonts w:asciiTheme="majorHAnsi" w:eastAsiaTheme="majorHAnsi" w:hAnsiTheme="majorHAnsi" w:hint="eastAsia"/>
+              </w:rPr>
+            </w:pPr>
+            <w:r>
+              <w:rPr>
+                <w:rFonts w:asciiTheme="majorHAnsi" w:eastAsiaTheme="majorHAnsi" w:hAnsiTheme="majorHAnsi" w:hint="eastAsia"/>
+              </w:rPr>
+              <w:t>[15시 40분 43초] [STEP] [0x0001] = 0 (Stop) → Node 1  FC06</w:t>
+            </w:r>
+          </w:p>
+          <w:p>
+            <w:pPr>
+              <w:pStyle w:val="1-0"/>
+              <w:rPr>
+                <w:rFonts w:asciiTheme="majorHAnsi" w:eastAsiaTheme="majorHAnsi" w:hAnsiTheme="majorHAnsi"/>
+              </w:rPr>
+            </w:pPr>
+            <w:r>
+              <w:rPr>
+                <w:rFonts w:asciiTheme="majorHAnsi" w:eastAsiaTheme="majorHAnsi" w:hAnsiTheme="majorHAnsi"/>
+              </w:rPr>
+              <w:t>[15</w:t>
+            </w:r>
+            <w:r>
+              <w:rPr>
+                <w:rFonts w:asciiTheme="majorHAnsi" w:eastAsiaTheme="majorHAnsi" w:hAnsiTheme="majorHAnsi" w:hint="eastAsia"/>
+              </w:rPr>
+              <w:t>시</w:t>
+            </w:r>
+            <w:r>
+              <w:rPr>
+                <w:rFonts w:asciiTheme="majorHAnsi" w:eastAsiaTheme="majorHAnsi" w:hAnsiTheme="majorHAnsi"/>
+              </w:rPr>
+              <w:t xml:space="preserve"> 40</w:t>
+            </w:r>
+            <w:r>
+              <w:rPr>
+                <w:rFonts w:asciiTheme="majorHAnsi" w:eastAsiaTheme="majorHAnsi" w:hAnsiTheme="majorHAnsi" w:hint="eastAsia"/>
+              </w:rPr>
+              <w:t>분</w:t>
+            </w:r>
+            <w:r>
+              <w:rPr>
+                <w:rFonts w:asciiTheme="majorHAnsi" w:eastAsiaTheme="majorHAnsi" w:hAnsiTheme="majorHAnsi"/>
+              </w:rPr>
+              <w:t xml:space="preserve"> 43</w:t>
+            </w:r>
+            <w:r>
+              <w:rPr>
+                <w:rFonts w:asciiTheme="majorHAnsi" w:eastAsiaTheme="majorHAnsi" w:hAnsiTheme="majorHAnsi" w:hint="eastAsia"/>
+              </w:rPr>
+              <w:t>초</w:t>
+            </w:r>
+            <w:r>
+              <w:rPr>
+                <w:rFonts w:asciiTheme="majorHAnsi" w:eastAsiaTheme="majorHAnsi" w:hAnsiTheme="majorHAnsi"/>
+              </w:rPr>
+              <w:t xml:space="preserve">] [SUCCESS] </w:t>
+            </w:r>
+            <w:r>
+              <w:rPr>
+                <w:rFonts w:ascii="MS Gothic" w:eastAsia="MS Gothic" w:hAnsi="MS Gothic" w:cs="MS Gothic" w:hint="eastAsia"/>
+              </w:rPr>
+              <w:t>✓</w:t>
+            </w:r>
+            <w:r>
+              <w:rPr>
+                <w:rFonts w:asciiTheme="majorHAnsi" w:eastAsiaTheme="majorHAnsi" w:hAnsiTheme="majorHAnsi"/>
+              </w:rPr>
+              <w:t xml:space="preserve"> </w:t>
+            </w:r>
+            <w:r>
+              <w:rPr>
+                <w:rFonts w:asciiTheme="majorHAnsi" w:eastAsiaTheme="majorHAnsi" w:hAnsiTheme="majorHAnsi" w:hint="eastAsia"/>
+              </w:rPr>
+              <w:t>모터</w:t>
+            </w:r>
+            <w:r>
+              <w:rPr>
+                <w:rFonts w:asciiTheme="majorHAnsi" w:eastAsiaTheme="majorHAnsi" w:hAnsiTheme="majorHAnsi"/>
+              </w:rPr>
+              <w:t xml:space="preserve"> </w:t>
+            </w:r>
+            <w:r>
+              <w:rPr>
+                <w:rFonts w:asciiTheme="majorHAnsi" w:eastAsiaTheme="majorHAnsi" w:hAnsiTheme="majorHAnsi" w:hint="eastAsia"/>
+              </w:rPr>
+              <w:t>정지</w:t>
+            </w:r>
+            <w:r>
+              <w:rPr>
+                <w:rFonts w:asciiTheme="majorHAnsi" w:eastAsiaTheme="majorHAnsi" w:hAnsiTheme="majorHAnsi"/>
+              </w:rPr>
+              <w:t xml:space="preserve"> </w:t>
+            </w:r>
+            <w:r>
+              <w:rPr>
+                <w:rFonts w:asciiTheme="majorHAnsi" w:eastAsiaTheme="majorHAnsi" w:hAnsiTheme="majorHAnsi" w:hint="eastAsia"/>
+              </w:rPr>
+              <w:t>명령</w:t>
+            </w:r>
+            <w:r>
+              <w:rPr>
+                <w:rFonts w:asciiTheme="majorHAnsi" w:eastAsiaTheme="majorHAnsi" w:hAnsiTheme="majorHAnsi"/>
+              </w:rPr>
+              <w:t xml:space="preserve"> </w:t>
+            </w:r>
+            <w:r>
+              <w:rPr>
+                <w:rFonts w:asciiTheme="majorHAnsi" w:eastAsiaTheme="majorHAnsi" w:hAnsiTheme="majorHAnsi" w:hint="eastAsia"/>
+              </w:rPr>
+              <w:t>전송</w:t>
+            </w:r>
+          </w:p>
+          <w:p>
+            <w:pPr>
+              <w:pStyle w:val="1-0"/>
+              <w:rPr>
+                <w:rFonts w:asciiTheme="majorHAnsi" w:eastAsiaTheme="majorHAnsi" w:hAnsiTheme="majorHAnsi"/>
+              </w:rPr>
+            </w:pPr>
+            <w:r>
+              <w:rPr>
+                <w:rFonts w:asciiTheme="majorHAnsi" w:eastAsiaTheme="majorHAnsi" w:hAnsiTheme="majorHAnsi"/>
+              </w:rPr>
+              <w:t>[15</w:t>
+            </w:r>
+            <w:r>
+              <w:rPr>
+                <w:rFonts w:asciiTheme="majorHAnsi" w:eastAsiaTheme="majorHAnsi" w:hAnsiTheme="majorHAnsi" w:hint="eastAsia"/>
+              </w:rPr>
+              <w:t>시</w:t>
+            </w:r>
+            <w:r>
+              <w:rPr>
+                <w:rFonts w:asciiTheme="majorHAnsi" w:eastAsiaTheme="majorHAnsi" w:hAnsiTheme="majorHAnsi"/>
+              </w:rPr>
+              <w:t xml:space="preserve"> 40</w:t>
+            </w:r>
+            <w:r>
+              <w:rPr>
+                <w:rFonts w:asciiTheme="majorHAnsi" w:eastAsiaTheme="majorHAnsi" w:hAnsiTheme="majorHAnsi" w:hint="eastAsia"/>
+              </w:rPr>
+              <w:t>분</w:t>
+            </w:r>
+            <w:r>
+              <w:rPr>
+                <w:rFonts w:asciiTheme="majorHAnsi" w:eastAsiaTheme="majorHAnsi" w:hAnsiTheme="majorHAnsi"/>
+              </w:rPr>
+              <w:t xml:space="preserve"> 43</w:t>
+            </w:r>
+            <w:r>
+              <w:rPr>
+                <w:rFonts w:asciiTheme="majorHAnsi" w:eastAsiaTheme="majorHAnsi" w:hAnsiTheme="majorHAnsi" w:hint="eastAsia"/>
+              </w:rPr>
+              <w:t>초</w:t>
+            </w:r>
+            <w:r>
+              <w:rPr>
+                <w:rFonts w:asciiTheme="majorHAnsi" w:eastAsiaTheme="majorHAnsi" w:hAnsiTheme="majorHAnsi"/>
+              </w:rPr>
+              <w:t xml:space="preserve">] [WARNING] </w:t>
+            </w:r>
+            <w:r>
+              <w:rPr>
+                <w:rFonts w:ascii="Segoe UI Symbol" w:eastAsiaTheme="majorHAnsi" w:hAnsi="Segoe UI Symbol" w:cs="Segoe UI Symbol"/>
+              </w:rPr>
+              <w:t>⚠</w:t>
+            </w:r>
+            <w:r>
+              <w:rPr>
+                <w:rFonts w:asciiTheme="majorHAnsi" w:eastAsiaTheme="majorHAnsi" w:hAnsiTheme="majorHAnsi"/>
+              </w:rPr>
+              <w:t xml:space="preserve"> Actual Speed </w:t>
+            </w:r>
+            <w:r>
+              <w:rPr>
+                <w:rFonts w:asciiTheme="majorHAnsi" w:eastAsiaTheme="majorHAnsi" w:hAnsiTheme="majorHAnsi" w:hint="eastAsia"/>
+              </w:rPr>
+              <w:t>≤</w:t>
+            </w:r>
+            <w:r>
+              <w:rPr>
+                <w:rFonts w:asciiTheme="majorHAnsi" w:eastAsiaTheme="majorHAnsi" w:hAnsiTheme="majorHAnsi"/>
+              </w:rPr>
+              <w:t xml:space="preserve"> 100 RPM — </w:t>
+            </w:r>
+            <w:r>
+              <w:rPr>
+                <w:rFonts w:asciiTheme="majorHAnsi" w:eastAsiaTheme="majorHAnsi" w:hAnsiTheme="majorHAnsi" w:hint="eastAsia"/>
+              </w:rPr>
+              <w:t>물리적</w:t>
+            </w:r>
+            <w:r>
+              <w:rPr>
+                <w:rFonts w:asciiTheme="majorHAnsi" w:eastAsiaTheme="majorHAnsi" w:hAnsiTheme="majorHAnsi"/>
+              </w:rPr>
+              <w:t xml:space="preserve"> </w:t>
+            </w:r>
+            <w:r>
+              <w:rPr>
+                <w:rFonts w:asciiTheme="majorHAnsi" w:eastAsiaTheme="majorHAnsi" w:hAnsiTheme="majorHAnsi" w:hint="eastAsia"/>
+              </w:rPr>
+              <w:t>구동</w:t>
+            </w:r>
+            <w:r>
+              <w:rPr>
+                <w:rFonts w:asciiTheme="majorHAnsi" w:eastAsiaTheme="majorHAnsi" w:hAnsiTheme="majorHAnsi"/>
+              </w:rPr>
+              <w:t xml:space="preserve"> </w:t>
+            </w:r>
+            <w:r>
+              <w:rPr>
+                <w:rFonts w:asciiTheme="majorHAnsi" w:eastAsiaTheme="majorHAnsi" w:hAnsiTheme="majorHAnsi" w:hint="eastAsia"/>
+              </w:rPr>
+              <w:t>여부를</w:t>
+            </w:r>
+            <w:r>
+              <w:rPr>
+                <w:rFonts w:asciiTheme="majorHAnsi" w:eastAsiaTheme="majorHAnsi" w:hAnsiTheme="majorHAnsi"/>
+              </w:rPr>
+              <w:t xml:space="preserve"> </w:t>
+            </w:r>
+            <w:r>
+              <w:rPr>
+                <w:rFonts w:asciiTheme="majorHAnsi" w:eastAsiaTheme="majorHAnsi" w:hAnsiTheme="majorHAnsi" w:hint="eastAsia"/>
+              </w:rPr>
+              <w:t>육안으로</w:t>
+            </w:r>
+            <w:r>
+              <w:rPr>
+                <w:rFonts w:asciiTheme="majorHAnsi" w:eastAsiaTheme="majorHAnsi" w:hAnsiTheme="majorHAnsi"/>
+              </w:rPr>
+              <w:t xml:space="preserve"> </w:t>
+            </w:r>
+            <w:r>
+              <w:rPr>
+                <w:rFonts w:asciiTheme="majorHAnsi" w:eastAsiaTheme="majorHAnsi" w:hAnsiTheme="majorHAnsi" w:hint="eastAsia"/>
+              </w:rPr>
+              <w:t>확인하세요</w:t>
+            </w:r>
+          </w:p>
+          <w:p>
+            <w:pPr>
+              <w:pStyle w:val="1-0"/>
+              <w:rPr>
+                <w:rFonts w:asciiTheme="majorHAnsi" w:eastAsiaTheme="majorHAnsi" w:hAnsiTheme="majorHAnsi"/>
+              </w:rPr>
+            </w:pPr>
+            <w:r>
+              <w:rPr>
+                <w:rFonts w:asciiTheme="majorHAnsi" w:eastAsiaTheme="majorHAnsi" w:hAnsiTheme="majorHAnsi"/>
+              </w:rPr>
+              <w:t>[15</w:t>
+            </w:r>
+            <w:r>
+              <w:rPr>
+                <w:rFonts w:asciiTheme="majorHAnsi" w:eastAsiaTheme="majorHAnsi" w:hAnsiTheme="majorHAnsi" w:hint="eastAsia"/>
+              </w:rPr>
+              <w:t>시</w:t>
+            </w:r>
+            <w:r>
+              <w:rPr>
+                <w:rFonts w:asciiTheme="majorHAnsi" w:eastAsiaTheme="majorHAnsi" w:hAnsiTheme="majorHAnsi"/>
+              </w:rPr>
+              <w:t xml:space="preserve"> 40</w:t>
+            </w:r>
+            <w:r>
+              <w:rPr>
+                <w:rFonts w:asciiTheme="majorHAnsi" w:eastAsiaTheme="majorHAnsi" w:hAnsiTheme="majorHAnsi" w:hint="eastAsia"/>
+              </w:rPr>
+              <w:t>분</w:t>
+            </w:r>
+            <w:r>
+              <w:rPr>
+                <w:rFonts w:asciiTheme="majorHAnsi" w:eastAsiaTheme="majorHAnsi" w:hAnsiTheme="majorHAnsi"/>
+              </w:rPr>
+              <w:t xml:space="preserve"> 43</w:t>
+            </w:r>
+            <w:r>
+              <w:rPr>
+                <w:rFonts w:asciiTheme="majorHAnsi" w:eastAsiaTheme="majorHAnsi" w:hAnsiTheme="majorHAnsi" w:hint="eastAsia"/>
+              </w:rPr>
+              <w:t>초</w:t>
+            </w:r>
+            <w:r>
+              <w:rPr>
+                <w:rFonts w:asciiTheme="majorHAnsi" w:eastAsiaTheme="majorHAnsi" w:hAnsiTheme="majorHAnsi"/>
+              </w:rPr>
+              <w:t xml:space="preserve">] [SUCCESS] </w:t>
+            </w:r>
+            <w:r>
+              <w:rPr>
+                <w:rFonts w:ascii="MS Gothic" w:eastAsia="MS Gothic" w:hAnsi="MS Gothic" w:cs="MS Gothic" w:hint="eastAsia"/>
+              </w:rPr>
+              <w:t>✓</w:t>
+            </w:r>
+            <w:r>
+              <w:rPr>
+                <w:rFonts w:asciiTheme="majorHAnsi" w:eastAsiaTheme="majorHAnsi" w:hAnsiTheme="majorHAnsi"/>
+              </w:rPr>
+              <w:t xml:space="preserve"> Broadcast FC06 Write </w:t>
+            </w:r>
+            <w:r>
+              <w:rPr>
+                <w:rFonts w:cs="맑은 고딕" w:hint="eastAsia"/>
+              </w:rPr>
+              <w:t>—</w:t>
+            </w:r>
+            <w:r>
+              <w:rPr>
+                <w:rFonts w:asciiTheme="majorHAnsi" w:eastAsiaTheme="majorHAnsi" w:hAnsiTheme="majorHAnsi"/>
+              </w:rPr>
+              <w:t xml:space="preserve"> </w:t>
+            </w:r>
+            <w:r>
+              <w:rPr>
+                <w:rFonts w:asciiTheme="majorHAnsi" w:eastAsiaTheme="majorHAnsi" w:hAnsiTheme="majorHAnsi" w:hint="eastAsia"/>
+              </w:rPr>
+              <w:t>실행</w:t>
+            </w:r>
+            <w:r>
+              <w:rPr>
+                <w:rFonts w:asciiTheme="majorHAnsi" w:eastAsiaTheme="majorHAnsi" w:hAnsiTheme="majorHAnsi"/>
+              </w:rPr>
+              <w:t xml:space="preserve"> </w:t>
+            </w:r>
+            <w:r>
+              <w:rPr>
+                <w:rFonts w:asciiTheme="majorHAnsi" w:eastAsiaTheme="majorHAnsi" w:hAnsiTheme="majorHAnsi" w:hint="eastAsia"/>
+              </w:rPr>
+              <w:t>확인</w:t>
+            </w:r>
+            <w:r>
+              <w:rPr>
+                <w:rFonts w:asciiTheme="majorHAnsi" w:eastAsiaTheme="majorHAnsi" w:hAnsiTheme="majorHAnsi"/>
+              </w:rPr>
+              <w:t xml:space="preserve"> + </w:t>
+            </w:r>
+            <w:r>
+              <w:rPr>
+                <w:rFonts w:asciiTheme="majorHAnsi" w:eastAsiaTheme="majorHAnsi" w:hAnsiTheme="majorHAnsi" w:hint="eastAsia"/>
+              </w:rPr>
+              <w:t>응답</w:t>
+            </w:r>
+            <w:r>
+              <w:rPr>
+                <w:rFonts w:asciiTheme="majorHAnsi" w:eastAsiaTheme="majorHAnsi" w:hAnsiTheme="majorHAnsi"/>
+              </w:rPr>
+              <w:t xml:space="preserve"> </w:t>
+            </w:r>
+            <w:r>
+              <w:rPr>
+                <w:rFonts w:asciiTheme="majorHAnsi" w:eastAsiaTheme="majorHAnsi" w:hAnsiTheme="majorHAnsi" w:hint="eastAsia"/>
+              </w:rPr>
+              <w:t>수신</w:t>
+            </w:r>
+            <w:r>
+              <w:rPr>
+                <w:rFonts w:asciiTheme="majorHAnsi" w:eastAsiaTheme="majorHAnsi" w:hAnsiTheme="majorHAnsi"/>
+              </w:rPr>
+              <w:t xml:space="preserve">  </w:t>
+            </w:r>
+            <w:r>
+              <w:rPr>
+                <w:rFonts w:asciiTheme="majorHAnsi" w:eastAsiaTheme="majorHAnsi" w:hAnsiTheme="majorHAnsi" w:hint="eastAsia"/>
+              </w:rPr>
+              <w:t>합격</w:t>
+            </w:r>
+          </w:p>
+          <w:p>
+            <w:pPr>
+              <w:pStyle w:val="1-0"/>
+              <w:rPr>
+                <w:rFonts w:asciiTheme="majorHAnsi" w:eastAsiaTheme="majorHAnsi" w:hAnsiTheme="majorHAnsi" w:hint="eastAsia"/>
+              </w:rPr>
+            </w:pPr>
+            <w:r>
+              <w:rPr>
+                <w:rFonts w:asciiTheme="majorHAnsi" w:eastAsiaTheme="majorHAnsi" w:hAnsiTheme="majorHAnsi" w:hint="eastAsia"/>
+              </w:rPr>
+              <w:t>[15시 40분 43초] [STEP] [Sub 2/3]  Broadcast FC03 Read — 완전 Drop</w:t>
+            </w:r>
+          </w:p>
+          <w:p>
+            <w:pPr>
+              <w:pStyle w:val="1-0"/>
+              <w:rPr>
+                <w:rFonts w:asciiTheme="majorHAnsi" w:eastAsiaTheme="majorHAnsi" w:hAnsiTheme="majorHAnsi" w:hint="eastAsia"/>
+              </w:rPr>
+            </w:pPr>
+            <w:r>
+              <w:rPr>
+                <w:rFonts w:asciiTheme="majorHAnsi" w:eastAsiaTheme="majorHAnsi" w:hAnsiTheme="majorHAnsi" w:hint="eastAsia"/>
+              </w:rPr>
+              <w:t>[15시 40분 43초] [STEP] FC03 [0xD149] → Node 0  (Drop 예상)</w:t>
+            </w:r>
+          </w:p>
+          <w:p>
+            <w:pPr>
+              <w:pStyle w:val="1-0"/>
+              <w:rPr>
+                <w:rFonts w:asciiTheme="majorHAnsi" w:eastAsiaTheme="majorHAnsi" w:hAnsiTheme="majorHAnsi"/>
+              </w:rPr>
+            </w:pPr>
+            <w:r>
+              <w:rPr>
+                <w:rFonts w:asciiTheme="majorHAnsi" w:eastAsiaTheme="majorHAnsi" w:hAnsiTheme="majorHAnsi"/>
+              </w:rPr>
+              <w:t>[15</w:t>
+            </w:r>
+            <w:r>
+              <w:rPr>
+                <w:rFonts w:asciiTheme="majorHAnsi" w:eastAsiaTheme="majorHAnsi" w:hAnsiTheme="majorHAnsi" w:hint="eastAsia"/>
+              </w:rPr>
+              <w:t>시</w:t>
+            </w:r>
+            <w:r>
+              <w:rPr>
+                <w:rFonts w:asciiTheme="majorHAnsi" w:eastAsiaTheme="majorHAnsi" w:hAnsiTheme="majorHAnsi"/>
+              </w:rPr>
+              <w:t xml:space="preserve"> 40</w:t>
+            </w:r>
+            <w:r>
+              <w:rPr>
+                <w:rFonts w:asciiTheme="majorHAnsi" w:eastAsiaTheme="majorHAnsi" w:hAnsiTheme="majorHAnsi" w:hint="eastAsia"/>
+              </w:rPr>
+              <w:t>분</w:t>
+            </w:r>
+            <w:r>
+              <w:rPr>
+                <w:rFonts w:asciiTheme="majorHAnsi" w:eastAsiaTheme="majorHAnsi" w:hAnsiTheme="majorHAnsi"/>
+              </w:rPr>
+              <w:t xml:space="preserve"> 43</w:t>
+            </w:r>
+            <w:r>
+              <w:rPr>
+                <w:rFonts w:asciiTheme="majorHAnsi" w:eastAsiaTheme="majorHAnsi" w:hAnsiTheme="majorHAnsi" w:hint="eastAsia"/>
+              </w:rPr>
+              <w:t>초</w:t>
+            </w:r>
+            <w:r>
+              <w:rPr>
+                <w:rFonts w:asciiTheme="majorHAnsi" w:eastAsiaTheme="majorHAnsi" w:hAnsiTheme="majorHAnsi"/>
+              </w:rPr>
+              <w:t xml:space="preserve">] [SUCCESS] </w:t>
+            </w:r>
+            <w:r>
+              <w:rPr>
+                <w:rFonts w:ascii="MS Gothic" w:eastAsia="MS Gothic" w:hAnsi="MS Gothic" w:cs="MS Gothic" w:hint="eastAsia"/>
+              </w:rPr>
+              <w:t>✓</w:t>
+            </w:r>
+            <w:r>
+              <w:rPr>
+                <w:rFonts w:asciiTheme="majorHAnsi" w:eastAsiaTheme="majorHAnsi" w:hAnsiTheme="majorHAnsi"/>
+              </w:rPr>
+              <w:t xml:space="preserve"> FC03 Broadcast: Timeout </w:t>
+            </w:r>
+            <w:r>
+              <w:rPr>
+                <w:rFonts w:cs="맑은 고딕" w:hint="eastAsia"/>
+              </w:rPr>
+              <w:t>—</w:t>
+            </w:r>
+            <w:r>
+              <w:rPr>
+                <w:rFonts w:asciiTheme="majorHAnsi" w:eastAsiaTheme="majorHAnsi" w:hAnsiTheme="majorHAnsi"/>
+              </w:rPr>
+              <w:t xml:space="preserve"> </w:t>
+            </w:r>
+            <w:r>
+              <w:rPr>
+                <w:rFonts w:asciiTheme="majorHAnsi" w:eastAsiaTheme="majorHAnsi" w:hAnsiTheme="majorHAnsi" w:hint="eastAsia"/>
+              </w:rPr>
+              <w:t>응답</w:t>
+            </w:r>
+            <w:r>
+              <w:rPr>
+                <w:rFonts w:asciiTheme="majorHAnsi" w:eastAsiaTheme="majorHAnsi" w:hAnsiTheme="majorHAnsi"/>
+              </w:rPr>
+              <w:t xml:space="preserve"> </w:t>
+            </w:r>
+            <w:r>
+              <w:rPr>
+                <w:rFonts w:asciiTheme="majorHAnsi" w:eastAsiaTheme="majorHAnsi" w:hAnsiTheme="majorHAnsi" w:hint="eastAsia"/>
+              </w:rPr>
+              <w:t>없음</w:t>
+            </w:r>
+            <w:r>
+              <w:rPr>
+                <w:rFonts w:asciiTheme="majorHAnsi" w:eastAsiaTheme="majorHAnsi" w:hAnsiTheme="majorHAnsi"/>
+              </w:rPr>
+              <w:t xml:space="preserve"> (Drop </w:t>
+            </w:r>
+            <w:r>
+              <w:rPr>
+                <w:rFonts w:asciiTheme="majorHAnsi" w:eastAsiaTheme="majorHAnsi" w:hAnsiTheme="majorHAnsi" w:hint="eastAsia"/>
+              </w:rPr>
+              <w:t>확인</w:t>
+            </w:r>
+            <w:r>
+              <w:rPr>
+                <w:rFonts w:asciiTheme="majorHAnsi" w:eastAsiaTheme="majorHAnsi" w:hAnsiTheme="majorHAnsi"/>
+              </w:rPr>
+              <w:t>)</w:t>
+            </w:r>
+          </w:p>
+          <w:p>
+            <w:pPr>
+              <w:pStyle w:val="1-0"/>
+              <w:rPr>
+                <w:rFonts w:asciiTheme="majorHAnsi" w:eastAsiaTheme="majorHAnsi" w:hAnsiTheme="majorHAnsi" w:hint="eastAsia"/>
+              </w:rPr>
+            </w:pPr>
+            <w:r>
+              <w:rPr>
+                <w:rFonts w:asciiTheme="majorHAnsi" w:eastAsiaTheme="majorHAnsi" w:hAnsiTheme="majorHAnsi" w:hint="eastAsia"/>
+              </w:rPr>
+              <w:t>[15시 40분 43초] [WARNING] [수동 확인 필요] 스니퍼/오실로스코프로 TX 신호 무발생 확인</w:t>
+            </w:r>
+          </w:p>
+          <w:p>
+            <w:pPr>
+              <w:pStyle w:val="1-0"/>
+              <w:rPr>
+                <w:rFonts w:asciiTheme="majorHAnsi" w:eastAsiaTheme="majorHAnsi" w:hAnsiTheme="majorHAnsi"/>
+              </w:rPr>
+            </w:pPr>
+            <w:r>
+              <w:rPr>
+                <w:rFonts w:asciiTheme="majorHAnsi" w:eastAsiaTheme="majorHAnsi" w:hAnsiTheme="majorHAnsi"/>
+              </w:rPr>
+              <w:t>[15</w:t>
+            </w:r>
+            <w:r>
+              <w:rPr>
+                <w:rFonts w:asciiTheme="majorHAnsi" w:eastAsiaTheme="majorHAnsi" w:hAnsiTheme="majorHAnsi" w:hint="eastAsia"/>
+              </w:rPr>
+              <w:t>시</w:t>
+            </w:r>
+            <w:r>
+              <w:rPr>
+                <w:rFonts w:asciiTheme="majorHAnsi" w:eastAsiaTheme="majorHAnsi" w:hAnsiTheme="majorHAnsi"/>
+              </w:rPr>
+              <w:t xml:space="preserve"> 40</w:t>
+            </w:r>
+            <w:r>
+              <w:rPr>
+                <w:rFonts w:asciiTheme="majorHAnsi" w:eastAsiaTheme="majorHAnsi" w:hAnsiTheme="majorHAnsi" w:hint="eastAsia"/>
+              </w:rPr>
+              <w:t>분</w:t>
+            </w:r>
+            <w:r>
+              <w:rPr>
+                <w:rFonts w:asciiTheme="majorHAnsi" w:eastAsiaTheme="majorHAnsi" w:hAnsiTheme="majorHAnsi"/>
+              </w:rPr>
+              <w:t xml:space="preserve"> 43</w:t>
+            </w:r>
+            <w:r>
+              <w:rPr>
+                <w:rFonts w:asciiTheme="majorHAnsi" w:eastAsiaTheme="majorHAnsi" w:hAnsiTheme="majorHAnsi" w:hint="eastAsia"/>
+              </w:rPr>
+              <w:t>초</w:t>
+            </w:r>
+            <w:r>
+              <w:rPr>
+                <w:rFonts w:asciiTheme="majorHAnsi" w:eastAsiaTheme="majorHAnsi" w:hAnsiTheme="majorHAnsi"/>
+              </w:rPr>
+              <w:t xml:space="preserve">] [SUCCESS] </w:t>
+            </w:r>
+            <w:r>
+              <w:rPr>
+                <w:rFonts w:ascii="MS Gothic" w:eastAsia="MS Gothic" w:hAnsi="MS Gothic" w:cs="MS Gothic" w:hint="eastAsia"/>
+              </w:rPr>
+              <w:t>✓</w:t>
+            </w:r>
+            <w:r>
+              <w:rPr>
+                <w:rFonts w:asciiTheme="majorHAnsi" w:eastAsiaTheme="majorHAnsi" w:hAnsiTheme="majorHAnsi"/>
+              </w:rPr>
+              <w:t xml:space="preserve"> Broadcast FC03 Read </w:t>
+            </w:r>
+            <w:r>
+              <w:rPr>
+                <w:rFonts w:cs="맑은 고딕" w:hint="eastAsia"/>
+              </w:rPr>
+              <w:t>—</w:t>
+            </w:r>
+            <w:r>
+              <w:rPr>
+                <w:rFonts w:asciiTheme="majorHAnsi" w:eastAsiaTheme="majorHAnsi" w:hAnsiTheme="majorHAnsi"/>
+              </w:rPr>
+              <w:t xml:space="preserve"> </w:t>
+            </w:r>
+            <w:r>
+              <w:rPr>
+                <w:rFonts w:asciiTheme="majorHAnsi" w:eastAsiaTheme="majorHAnsi" w:hAnsiTheme="majorHAnsi" w:hint="eastAsia"/>
+              </w:rPr>
+              <w:t>완전</w:t>
+            </w:r>
+            <w:r>
+              <w:rPr>
+                <w:rFonts w:asciiTheme="majorHAnsi" w:eastAsiaTheme="majorHAnsi" w:hAnsiTheme="majorHAnsi"/>
+              </w:rPr>
+              <w:t xml:space="preserve"> Drop  </w:t>
+            </w:r>
+            <w:r>
+              <w:rPr>
+                <w:rFonts w:asciiTheme="majorHAnsi" w:eastAsiaTheme="majorHAnsi" w:hAnsiTheme="majorHAnsi" w:hint="eastAsia"/>
+              </w:rPr>
+              <w:t>합격</w:t>
+            </w:r>
+          </w:p>
+          <w:p>
+            <w:pPr>
+              <w:pStyle w:val="1-0"/>
+              <w:rPr>
+                <w:rFonts w:asciiTheme="majorHAnsi" w:eastAsiaTheme="majorHAnsi" w:hAnsiTheme="majorHAnsi" w:hint="eastAsia"/>
+              </w:rPr>
+            </w:pPr>
+            <w:r>
+              <w:rPr>
+                <w:rFonts w:asciiTheme="majorHAnsi" w:eastAsiaTheme="majorHAnsi" w:hAnsiTheme="majorHAnsi" w:hint="eastAsia"/>
+              </w:rPr>
+              <w:t>[15시 40분 43초] [STEP] [Sub 3/3]  Broadcast 10회 후 Unicast 즉각 복구</w:t>
+            </w:r>
+          </w:p>
+          <w:p>
+            <w:pPr>
+              <w:pStyle w:val="1-0"/>
+              <w:rPr>
+                <w:rFonts w:asciiTheme="majorHAnsi" w:eastAsiaTheme="majorHAnsi" w:hAnsiTheme="majorHAnsi" w:hint="eastAsia"/>
+              </w:rPr>
+            </w:pPr>
+            <w:r>
+              <w:rPr>
+                <w:rFonts w:asciiTheme="majorHAnsi" w:eastAsiaTheme="majorHAnsi" w:hAnsiTheme="majorHAnsi" w:hint="eastAsia"/>
+              </w:rPr>
+              <w:t>[15시 40분 43초] [STEP] Broadcast 1/10: [0x0002] = 0 → Node 0  FC06</w:t>
+            </w:r>
+          </w:p>
+          <w:p>
+            <w:pPr>
+              <w:pStyle w:val="1-0"/>
+              <w:rPr>
+                <w:rFonts w:asciiTheme="majorHAnsi" w:eastAsiaTheme="majorHAnsi" w:hAnsiTheme="majorHAnsi" w:hint="eastAsia"/>
+              </w:rPr>
+            </w:pPr>
+            <w:r>
+              <w:rPr>
+                <w:rFonts w:asciiTheme="majorHAnsi" w:eastAsiaTheme="majorHAnsi" w:hAnsiTheme="majorHAnsi" w:hint="eastAsia"/>
+              </w:rPr>
+              <w:t>[15시 40분 43초] [STEP] Broadcast 2/10: [0x0002] = 0 → Node 0  FC06</w:t>
+            </w:r>
+          </w:p>
+          <w:p>
+            <w:pPr>
+              <w:pStyle w:val="1-0"/>
+              <w:rPr>
+                <w:rFonts w:asciiTheme="majorHAnsi" w:eastAsiaTheme="majorHAnsi" w:hAnsiTheme="majorHAnsi" w:hint="eastAsia"/>
+              </w:rPr>
+            </w:pPr>
+            <w:r>
+              <w:rPr>
+                <w:rFonts w:asciiTheme="majorHAnsi" w:eastAsiaTheme="majorHAnsi" w:hAnsiTheme="majorHAnsi" w:hint="eastAsia"/>
+              </w:rPr>
+              <w:t>[15시 40분 43초] [STEP] Broadcast 3/10: [0x0002] = 0 → Node 0  FC06</w:t>
+            </w:r>
+          </w:p>
+          <w:p>
+            <w:pPr>
+              <w:pStyle w:val="1-0"/>
+              <w:rPr>
+                <w:rFonts w:asciiTheme="majorHAnsi" w:eastAsiaTheme="majorHAnsi" w:hAnsiTheme="majorHAnsi" w:hint="eastAsia"/>
+              </w:rPr>
+            </w:pPr>
+            <w:r>
+              <w:rPr>
+                <w:rFonts w:asciiTheme="majorHAnsi" w:eastAsiaTheme="majorHAnsi" w:hAnsiTheme="majorHAnsi" w:hint="eastAsia"/>
+              </w:rPr>
+              <w:t>[15시 40분 44초] [STEP] Broadcast 4/10: [0x0002] = 0 → Node 0  FC06</w:t>
+            </w:r>
+          </w:p>
+          <w:p>
+            <w:pPr>
+              <w:pStyle w:val="1-0"/>
+              <w:rPr>
+                <w:rFonts w:asciiTheme="majorHAnsi" w:eastAsiaTheme="majorHAnsi" w:hAnsiTheme="majorHAnsi" w:hint="eastAsia"/>
+              </w:rPr>
+            </w:pPr>
+            <w:r>
+              <w:rPr>
+                <w:rFonts w:asciiTheme="majorHAnsi" w:eastAsiaTheme="majorHAnsi" w:hAnsiTheme="majorHAnsi" w:hint="eastAsia"/>
+              </w:rPr>
+              <w:t>[15시 40분 44초] [STEP] Broadcast 5/10: [0x0002] = 0 → Node 0  FC06</w:t>
+            </w:r>
+          </w:p>
+          <w:p>
+            <w:pPr>
+              <w:pStyle w:val="1-0"/>
+              <w:rPr>
+                <w:rFonts w:asciiTheme="majorHAnsi" w:eastAsiaTheme="majorHAnsi" w:hAnsiTheme="majorHAnsi" w:hint="eastAsia"/>
+              </w:rPr>
+            </w:pPr>
+            <w:r>
+              <w:rPr>
+                <w:rFonts w:asciiTheme="majorHAnsi" w:eastAsiaTheme="majorHAnsi" w:hAnsiTheme="majorHAnsi" w:hint="eastAsia"/>
+              </w:rPr>
+              <w:t>[15시 40분 44초] [STEP] Broadcast 6/10: [0x0002] = 0 → Node 0  FC06</w:t>
+            </w:r>
+          </w:p>
+          <w:p>
+            <w:pPr>
+              <w:pStyle w:val="1-0"/>
+              <w:rPr>
+                <w:rFonts w:asciiTheme="majorHAnsi" w:eastAsiaTheme="majorHAnsi" w:hAnsiTheme="majorHAnsi" w:hint="eastAsia"/>
+              </w:rPr>
+            </w:pPr>
+            <w:r>
+              <w:rPr>
+                <w:rFonts w:asciiTheme="majorHAnsi" w:eastAsiaTheme="majorHAnsi" w:hAnsiTheme="majorHAnsi" w:hint="eastAsia"/>
+              </w:rPr>
+              <w:t>[15시 40분 45초] [STEP] Broadcast 7/10: [0x0002] = 0 → Node 0  FC06</w:t>
+            </w:r>
+          </w:p>
+          <w:p>
+            <w:pPr>
+              <w:pStyle w:val="1-0"/>
+              <w:rPr>
+                <w:rFonts w:asciiTheme="majorHAnsi" w:eastAsiaTheme="majorHAnsi" w:hAnsiTheme="majorHAnsi" w:hint="eastAsia"/>
+              </w:rPr>
+            </w:pPr>
+            <w:r>
+              <w:rPr>
+                <w:rFonts w:asciiTheme="majorHAnsi" w:eastAsiaTheme="majorHAnsi" w:hAnsiTheme="majorHAnsi" w:hint="eastAsia"/>
+              </w:rPr>
+              <w:t>[15시 40분 45초] [STEP] Broadcast 8/10: [0x0002] = 0 → Node 0  FC06</w:t>
+            </w:r>
+          </w:p>
+          <w:p>
+            <w:pPr>
+              <w:pStyle w:val="1-0"/>
+              <w:rPr>
+                <w:rFonts w:asciiTheme="majorHAnsi" w:eastAsiaTheme="majorHAnsi" w:hAnsiTheme="majorHAnsi" w:hint="eastAsia"/>
+              </w:rPr>
+            </w:pPr>
+            <w:r>
+              <w:rPr>
+                <w:rFonts w:asciiTheme="majorHAnsi" w:eastAsiaTheme="majorHAnsi" w:hAnsiTheme="majorHAnsi" w:hint="eastAsia"/>
+              </w:rPr>
+              <w:t>[15시 40분 45초] [STEP] Broadcast 9/10: [0x0002] = 0 → Node 0  FC06</w:t>
+            </w:r>
+          </w:p>
+          <w:p>
+            <w:pPr>
+              <w:pStyle w:val="1-0"/>
+              <w:rPr>
+                <w:rFonts w:asciiTheme="majorHAnsi" w:eastAsiaTheme="majorHAnsi" w:hAnsiTheme="majorHAnsi" w:hint="eastAsia"/>
+              </w:rPr>
+            </w:pPr>
+            <w:r>
+              <w:rPr>
+                <w:rFonts w:asciiTheme="majorHAnsi" w:eastAsiaTheme="majorHAnsi" w:hAnsiTheme="majorHAnsi" w:hint="eastAsia"/>
+              </w:rPr>
+              <w:t>[15시 40분 46초] [STEP] Broadcast 10/10: [0x0002] = 0 → Node 0  FC06</w:t>
+            </w:r>
+          </w:p>
+          <w:p>
+            <w:pPr>
+              <w:pStyle w:val="1-0"/>
+              <w:rPr>
+                <w:rFonts w:asciiTheme="majorHAnsi" w:eastAsiaTheme="majorHAnsi" w:hAnsiTheme="majorHAnsi"/>
+              </w:rPr>
+            </w:pPr>
+            <w:r>
+              <w:rPr>
+                <w:rFonts w:asciiTheme="majorHAnsi" w:eastAsiaTheme="majorHAnsi" w:hAnsiTheme="majorHAnsi"/>
+              </w:rPr>
+              <w:lastRenderedPageBreak/>
+              <w:t>[15</w:t>
+            </w:r>
+            <w:r>
+              <w:rPr>
+                <w:rFonts w:asciiTheme="majorHAnsi" w:eastAsiaTheme="majorHAnsi" w:hAnsiTheme="majorHAnsi" w:hint="eastAsia"/>
+              </w:rPr>
+              <w:t>시</w:t>
+            </w:r>
+            <w:r>
+              <w:rPr>
+                <w:rFonts w:asciiTheme="majorHAnsi" w:eastAsiaTheme="majorHAnsi" w:hAnsiTheme="majorHAnsi"/>
+              </w:rPr>
+              <w:t xml:space="preserve"> 40</w:t>
+            </w:r>
+            <w:r>
+              <w:rPr>
+                <w:rFonts w:asciiTheme="majorHAnsi" w:eastAsiaTheme="majorHAnsi" w:hAnsiTheme="majorHAnsi" w:hint="eastAsia"/>
+              </w:rPr>
+              <w:t>분</w:t>
+            </w:r>
+            <w:r>
+              <w:rPr>
+                <w:rFonts w:asciiTheme="majorHAnsi" w:eastAsiaTheme="majorHAnsi" w:hAnsiTheme="majorHAnsi"/>
+              </w:rPr>
+              <w:t xml:space="preserve"> 46</w:t>
+            </w:r>
+            <w:r>
+              <w:rPr>
+                <w:rFonts w:asciiTheme="majorHAnsi" w:eastAsiaTheme="majorHAnsi" w:hAnsiTheme="majorHAnsi" w:hint="eastAsia"/>
+              </w:rPr>
+              <w:t>초</w:t>
+            </w:r>
+            <w:r>
+              <w:rPr>
+                <w:rFonts w:asciiTheme="majorHAnsi" w:eastAsiaTheme="majorHAnsi" w:hAnsiTheme="majorHAnsi"/>
+              </w:rPr>
+              <w:t xml:space="preserve">] [SUCCESS] </w:t>
+            </w:r>
+            <w:r>
+              <w:rPr>
+                <w:rFonts w:ascii="MS Gothic" w:eastAsia="MS Gothic" w:hAnsi="MS Gothic" w:cs="MS Gothic" w:hint="eastAsia"/>
+              </w:rPr>
+              <w:t>✓</w:t>
+            </w:r>
+            <w:r>
+              <w:rPr>
+                <w:rFonts w:asciiTheme="majorHAnsi" w:eastAsiaTheme="majorHAnsi" w:hAnsiTheme="majorHAnsi"/>
+              </w:rPr>
+              <w:t xml:space="preserve"> Broadcast 10</w:t>
+            </w:r>
+            <w:r>
+              <w:rPr>
+                <w:rFonts w:asciiTheme="majorHAnsi" w:eastAsiaTheme="majorHAnsi" w:hAnsiTheme="majorHAnsi" w:hint="eastAsia"/>
+              </w:rPr>
+              <w:t>회</w:t>
+            </w:r>
+            <w:r>
+              <w:rPr>
+                <w:rFonts w:asciiTheme="majorHAnsi" w:eastAsiaTheme="majorHAnsi" w:hAnsiTheme="majorHAnsi"/>
+              </w:rPr>
+              <w:t xml:space="preserve"> </w:t>
+            </w:r>
+            <w:r>
+              <w:rPr>
+                <w:rFonts w:asciiTheme="majorHAnsi" w:eastAsiaTheme="majorHAnsi" w:hAnsiTheme="majorHAnsi" w:hint="eastAsia"/>
+              </w:rPr>
+              <w:t>완료</w:t>
+            </w:r>
+            <w:r>
+              <w:rPr>
+                <w:rFonts w:asciiTheme="majorHAnsi" w:eastAsiaTheme="majorHAnsi" w:hAnsiTheme="majorHAnsi"/>
+              </w:rPr>
+              <w:t xml:space="preserve"> — </w:t>
+            </w:r>
+            <w:r>
+              <w:rPr>
+                <w:rFonts w:asciiTheme="majorHAnsi" w:eastAsiaTheme="majorHAnsi" w:hAnsiTheme="majorHAnsi" w:hint="eastAsia"/>
+              </w:rPr>
+              <w:t>즉시</w:t>
+            </w:r>
+            <w:r>
+              <w:rPr>
+                <w:rFonts w:asciiTheme="majorHAnsi" w:eastAsiaTheme="majorHAnsi" w:hAnsiTheme="majorHAnsi"/>
+              </w:rPr>
+              <w:t xml:space="preserve"> Unicast </w:t>
+            </w:r>
+            <w:r>
+              <w:rPr>
+                <w:rFonts w:asciiTheme="majorHAnsi" w:eastAsiaTheme="majorHAnsi" w:hAnsiTheme="majorHAnsi" w:hint="eastAsia"/>
+              </w:rPr>
+              <w:t>전송</w:t>
+            </w:r>
+          </w:p>
+          <w:p>
+            <w:pPr>
+              <w:pStyle w:val="1-0"/>
+              <w:rPr>
+                <w:rFonts w:asciiTheme="majorHAnsi" w:eastAsiaTheme="majorHAnsi" w:hAnsiTheme="majorHAnsi" w:hint="eastAsia"/>
+              </w:rPr>
+            </w:pPr>
+            <w:r>
+              <w:rPr>
+                <w:rFonts w:asciiTheme="majorHAnsi" w:eastAsiaTheme="majorHAnsi" w:hAnsiTheme="majorHAnsi" w:hint="eastAsia"/>
+              </w:rPr>
+              <w:t>[15시 40분 46초] [STEP] Unicast FC03 Node 1 [0xD149] 즉각 전송</w:t>
+            </w:r>
+          </w:p>
+          <w:p>
+            <w:pPr>
+              <w:pStyle w:val="1-0"/>
+              <w:rPr>
+                <w:rFonts w:asciiTheme="majorHAnsi" w:eastAsiaTheme="majorHAnsi" w:hAnsiTheme="majorHAnsi"/>
+              </w:rPr>
+            </w:pPr>
+            <w:r>
+              <w:rPr>
+                <w:rFonts w:asciiTheme="majorHAnsi" w:eastAsiaTheme="majorHAnsi" w:hAnsiTheme="majorHAnsi"/>
+              </w:rPr>
+              <w:t>[15</w:t>
+            </w:r>
+            <w:r>
+              <w:rPr>
+                <w:rFonts w:asciiTheme="majorHAnsi" w:eastAsiaTheme="majorHAnsi" w:hAnsiTheme="majorHAnsi" w:hint="eastAsia"/>
+              </w:rPr>
+              <w:t>시</w:t>
+            </w:r>
+            <w:r>
+              <w:rPr>
+                <w:rFonts w:asciiTheme="majorHAnsi" w:eastAsiaTheme="majorHAnsi" w:hAnsiTheme="majorHAnsi"/>
+              </w:rPr>
+              <w:t xml:space="preserve"> 40</w:t>
+            </w:r>
+            <w:r>
+              <w:rPr>
+                <w:rFonts w:asciiTheme="majorHAnsi" w:eastAsiaTheme="majorHAnsi" w:hAnsiTheme="majorHAnsi" w:hint="eastAsia"/>
+              </w:rPr>
+              <w:t>분</w:t>
+            </w:r>
+            <w:r>
+              <w:rPr>
+                <w:rFonts w:asciiTheme="majorHAnsi" w:eastAsiaTheme="majorHAnsi" w:hAnsiTheme="majorHAnsi"/>
+              </w:rPr>
+              <w:t xml:space="preserve"> 46</w:t>
+            </w:r>
+            <w:r>
+              <w:rPr>
+                <w:rFonts w:asciiTheme="majorHAnsi" w:eastAsiaTheme="majorHAnsi" w:hAnsiTheme="majorHAnsi" w:hint="eastAsia"/>
+              </w:rPr>
+              <w:t>초</w:t>
+            </w:r>
+            <w:r>
+              <w:rPr>
+                <w:rFonts w:asciiTheme="majorHAnsi" w:eastAsiaTheme="majorHAnsi" w:hAnsiTheme="majorHAnsi"/>
+              </w:rPr>
+              <w:t xml:space="preserve">] [SUCCESS] </w:t>
+            </w:r>
+            <w:r>
+              <w:rPr>
+                <w:rFonts w:ascii="MS Gothic" w:eastAsia="MS Gothic" w:hAnsi="MS Gothic" w:cs="MS Gothic" w:hint="eastAsia"/>
+              </w:rPr>
+              <w:t>✓</w:t>
+            </w:r>
+            <w:r>
+              <w:rPr>
+                <w:rFonts w:asciiTheme="majorHAnsi" w:eastAsiaTheme="majorHAnsi" w:hAnsiTheme="majorHAnsi"/>
+              </w:rPr>
+              <w:t xml:space="preserve"> Unicast </w:t>
+            </w:r>
+            <w:r>
+              <w:rPr>
+                <w:rFonts w:asciiTheme="majorHAnsi" w:eastAsiaTheme="majorHAnsi" w:hAnsiTheme="majorHAnsi" w:hint="eastAsia"/>
+              </w:rPr>
+              <w:t>응답</w:t>
+            </w:r>
+            <w:r>
+              <w:rPr>
+                <w:rFonts w:asciiTheme="majorHAnsi" w:eastAsiaTheme="majorHAnsi" w:hAnsiTheme="majorHAnsi"/>
+              </w:rPr>
+              <w:t xml:space="preserve">: [0xD149] = 4,  </w:t>
+            </w:r>
+            <w:r>
+              <w:rPr>
+                <w:rFonts w:asciiTheme="majorHAnsi" w:eastAsiaTheme="majorHAnsi" w:hAnsiTheme="majorHAnsi" w:hint="eastAsia"/>
+              </w:rPr>
+              <w:t>응답</w:t>
+            </w:r>
+            <w:r>
+              <w:rPr>
+                <w:rFonts w:asciiTheme="majorHAnsi" w:eastAsiaTheme="majorHAnsi" w:hAnsiTheme="majorHAnsi"/>
+              </w:rPr>
+              <w:t xml:space="preserve"> </w:t>
+            </w:r>
+            <w:r>
+              <w:rPr>
+                <w:rFonts w:asciiTheme="majorHAnsi" w:eastAsiaTheme="majorHAnsi" w:hAnsiTheme="majorHAnsi" w:hint="eastAsia"/>
+              </w:rPr>
+              <w:t>시간</w:t>
+            </w:r>
+            <w:r>
+              <w:rPr>
+                <w:rFonts w:asciiTheme="majorHAnsi" w:eastAsiaTheme="majorHAnsi" w:hAnsiTheme="majorHAnsi"/>
+              </w:rPr>
+              <w:t xml:space="preserve">: 20ms </w:t>
+            </w:r>
+            <w:r>
+              <w:rPr>
+                <w:rFonts w:asciiTheme="majorHAnsi" w:eastAsiaTheme="majorHAnsi" w:hAnsiTheme="majorHAnsi" w:hint="eastAsia"/>
+              </w:rPr>
+              <w:t>≤</w:t>
+            </w:r>
+            <w:r>
+              <w:rPr>
+                <w:rFonts w:asciiTheme="majorHAnsi" w:eastAsiaTheme="majorHAnsi" w:hAnsiTheme="majorHAnsi"/>
+              </w:rPr>
+              <w:t xml:space="preserve"> 200ms</w:t>
+            </w:r>
+          </w:p>
+          <w:p>
+            <w:pPr>
+              <w:pStyle w:val="1-0"/>
+              <w:rPr>
+                <w:rFonts w:asciiTheme="majorHAnsi" w:eastAsiaTheme="majorHAnsi" w:hAnsiTheme="majorHAnsi"/>
+              </w:rPr>
+            </w:pPr>
+            <w:r>
+              <w:rPr>
+                <w:rFonts w:asciiTheme="majorHAnsi" w:eastAsiaTheme="majorHAnsi" w:hAnsiTheme="majorHAnsi"/>
+              </w:rPr>
+              <w:t>[15</w:t>
+            </w:r>
+            <w:r>
+              <w:rPr>
+                <w:rFonts w:asciiTheme="majorHAnsi" w:eastAsiaTheme="majorHAnsi" w:hAnsiTheme="majorHAnsi" w:hint="eastAsia"/>
+              </w:rPr>
+              <w:t>시</w:t>
+            </w:r>
+            <w:r>
+              <w:rPr>
+                <w:rFonts w:asciiTheme="majorHAnsi" w:eastAsiaTheme="majorHAnsi" w:hAnsiTheme="majorHAnsi"/>
+              </w:rPr>
+              <w:t xml:space="preserve"> 40</w:t>
+            </w:r>
+            <w:r>
+              <w:rPr>
+                <w:rFonts w:asciiTheme="majorHAnsi" w:eastAsiaTheme="majorHAnsi" w:hAnsiTheme="majorHAnsi" w:hint="eastAsia"/>
+              </w:rPr>
+              <w:t>분</w:t>
+            </w:r>
+            <w:r>
+              <w:rPr>
+                <w:rFonts w:asciiTheme="majorHAnsi" w:eastAsiaTheme="majorHAnsi" w:hAnsiTheme="majorHAnsi"/>
+              </w:rPr>
+              <w:t xml:space="preserve"> 46</w:t>
+            </w:r>
+            <w:r>
+              <w:rPr>
+                <w:rFonts w:asciiTheme="majorHAnsi" w:eastAsiaTheme="majorHAnsi" w:hAnsiTheme="majorHAnsi" w:hint="eastAsia"/>
+              </w:rPr>
+              <w:t>초</w:t>
+            </w:r>
+            <w:r>
+              <w:rPr>
+                <w:rFonts w:asciiTheme="majorHAnsi" w:eastAsiaTheme="majorHAnsi" w:hAnsiTheme="majorHAnsi"/>
+              </w:rPr>
+              <w:t xml:space="preserve">] [SUCCESS] </w:t>
+            </w:r>
+            <w:r>
+              <w:rPr>
+                <w:rFonts w:ascii="MS Gothic" w:eastAsia="MS Gothic" w:hAnsi="MS Gothic" w:cs="MS Gothic" w:hint="eastAsia"/>
+              </w:rPr>
+              <w:t>✓</w:t>
+            </w:r>
+            <w:r>
+              <w:rPr>
+                <w:rFonts w:asciiTheme="majorHAnsi" w:eastAsiaTheme="majorHAnsi" w:hAnsiTheme="majorHAnsi"/>
+              </w:rPr>
+              <w:t xml:space="preserve"> Broadcast 10</w:t>
+            </w:r>
+            <w:r>
+              <w:rPr>
+                <w:rFonts w:asciiTheme="majorHAnsi" w:eastAsiaTheme="majorHAnsi" w:hAnsiTheme="majorHAnsi" w:hint="eastAsia"/>
+              </w:rPr>
+              <w:t>회</w:t>
+            </w:r>
+            <w:r>
+              <w:rPr>
+                <w:rFonts w:asciiTheme="majorHAnsi" w:eastAsiaTheme="majorHAnsi" w:hAnsiTheme="majorHAnsi"/>
+              </w:rPr>
+              <w:t xml:space="preserve"> </w:t>
+            </w:r>
+            <w:r>
+              <w:rPr>
+                <w:rFonts w:asciiTheme="majorHAnsi" w:eastAsiaTheme="majorHAnsi" w:hAnsiTheme="majorHAnsi" w:hint="eastAsia"/>
+              </w:rPr>
+              <w:t>후</w:t>
+            </w:r>
+            <w:r>
+              <w:rPr>
+                <w:rFonts w:asciiTheme="majorHAnsi" w:eastAsiaTheme="majorHAnsi" w:hAnsiTheme="majorHAnsi"/>
+              </w:rPr>
+              <w:t xml:space="preserve"> Unicast </w:t>
+            </w:r>
+            <w:r>
+              <w:rPr>
+                <w:rFonts w:asciiTheme="majorHAnsi" w:eastAsiaTheme="majorHAnsi" w:hAnsiTheme="majorHAnsi" w:hint="eastAsia"/>
+              </w:rPr>
+              <w:t>즉각</w:t>
+            </w:r>
+            <w:r>
+              <w:rPr>
+                <w:rFonts w:asciiTheme="majorHAnsi" w:eastAsiaTheme="majorHAnsi" w:hAnsiTheme="majorHAnsi"/>
+              </w:rPr>
+              <w:t xml:space="preserve"> </w:t>
+            </w:r>
+            <w:r>
+              <w:rPr>
+                <w:rFonts w:asciiTheme="majorHAnsi" w:eastAsiaTheme="majorHAnsi" w:hAnsiTheme="majorHAnsi" w:hint="eastAsia"/>
+              </w:rPr>
+              <w:t>복구</w:t>
+            </w:r>
+            <w:r>
+              <w:rPr>
+                <w:rFonts w:asciiTheme="majorHAnsi" w:eastAsiaTheme="majorHAnsi" w:hAnsiTheme="majorHAnsi"/>
+              </w:rPr>
+              <w:t xml:space="preserve">  </w:t>
+            </w:r>
+            <w:r>
+              <w:rPr>
+                <w:rFonts w:asciiTheme="majorHAnsi" w:eastAsiaTheme="majorHAnsi" w:hAnsiTheme="majorHAnsi" w:hint="eastAsia"/>
+              </w:rPr>
+              <w:t>합격</w:t>
+            </w:r>
+          </w:p>
+          <w:p>
+            <w:pPr>
+              <w:pStyle w:val="1-0"/>
+              <w:rPr>
+                <w:rFonts w:asciiTheme="majorHAnsi" w:eastAsiaTheme="majorHAnsi" w:hAnsiTheme="majorHAnsi" w:hint="eastAsia"/>
+              </w:rPr>
+            </w:pPr>
+            <w:r>
+              <w:rPr>
+                <w:rFonts w:asciiTheme="majorHAnsi" w:eastAsiaTheme="majorHAnsi" w:hAnsiTheme="majorHAnsi" w:hint="eastAsia"/>
+              </w:rPr>
+              <w:t>[15시 40분 46초] [STEP] 결과 요약</w:t>
+            </w:r>
+          </w:p>
+          <w:p>
+            <w:pPr>
+              <w:pStyle w:val="1-0"/>
+              <w:rPr>
+                <w:rFonts w:asciiTheme="majorHAnsi" w:eastAsiaTheme="majorHAnsi" w:hAnsiTheme="majorHAnsi" w:hint="eastAsia"/>
+              </w:rPr>
+            </w:pPr>
+            <w:r>
+              <w:rPr>
+                <w:rFonts w:asciiTheme="majorHAnsi" w:eastAsiaTheme="majorHAnsi" w:hAnsiTheme="majorHAnsi" w:hint="eastAsia"/>
+              </w:rPr>
+              <w:t>[15시 40분 46초] [SUCCESS] 합격 (3): Broadcast FC06 Write — 실행 확인 + 응답 수신, Broadcast FC03 Read — 완전 Drop, Broadcast 10회 후 Unicast 즉각 복구</w:t>
+            </w:r>
+          </w:p>
+          <w:p>
+            <w:pPr>
+              <w:pStyle w:val="1-0"/>
+              <w:rPr>
+                <w:rFonts w:asciiTheme="majorHAnsi" w:eastAsiaTheme="majorHAnsi" w:hAnsiTheme="majorHAnsi" w:hint="eastAsia"/>
+              </w:rPr>
+            </w:pPr>
+            <w:r>
+              <w:rPr>
+                <w:rFonts w:asciiTheme="majorHAnsi" w:eastAsiaTheme="majorHAnsi" w:hAnsiTheme="majorHAnsi" w:hint="eastAsia"/>
+              </w:rPr>
+              <w:t>[15시 40분 46초] [INFO] 불합격 (0): 없음</w:t>
+            </w:r>
+          </w:p>
+          <w:p>
+            <w:pPr>
+              <w:pStyle w:val="1-0"/>
+              <w:rPr>
+                <w:rFonts w:asciiTheme="majorHAnsi" w:eastAsiaTheme="majorHAnsi" w:hAnsiTheme="majorHAnsi" w:hint="eastAsia"/>
+              </w:rPr>
+            </w:pPr>
+            <w:r>
+              <w:rPr>
+                <w:rFonts w:asciiTheme="majorHAnsi" w:eastAsiaTheme="majorHAnsi" w:hAnsiTheme="majorHAnsi" w:hint="eastAsia"/>
+              </w:rPr>
+              <w:t>[15시 40분 46초] [SUCCESS] 테스트 완료: 합격</w:t>
+            </w:r>
+          </w:p>
+          <w:p>
+            <w:pPr>
+              <w:pStyle w:val="1-0"/>
+              <w:rPr>
+                <w:rFonts w:asciiTheme="majorHAnsi" w:eastAsiaTheme="majorHAnsi" w:hAnsiTheme="majorHAnsi"/>
+              </w:rPr>
+            </w:pPr>
+          </w:p>
+          <w:p>
+            <w:pPr>
+              <w:pStyle w:val="1-0"/>
+              <w:rPr>
+                <w:rFonts w:asciiTheme="majorHAnsi" w:eastAsiaTheme="majorHAnsi" w:hAnsiTheme="majorHAnsi" w:hint="eastAsia"/>
+              </w:rPr>
+            </w:pPr>
+            <w:r>
+              <w:rPr>
+                <w:rFonts w:asciiTheme="majorHAnsi" w:eastAsiaTheme="majorHAnsi" w:hAnsiTheme="majorHAnsi" w:hint="eastAsia"/>
+              </w:rPr>
+              <w:t>[패킷 로그]</w:t>
+            </w:r>
+          </w:p>
+          <w:p>
+            <w:pPr>
+              <w:pStyle w:val="1-0"/>
+              <w:rPr>
+                <w:rFonts w:asciiTheme="majorHAnsi" w:eastAsiaTheme="majorHAnsi" w:hAnsiTheme="majorHAnsi"/>
+              </w:rPr>
+            </w:pPr>
+            <w:r>
+              <w:rPr>
+                <w:rFonts w:asciiTheme="majorHAnsi" w:eastAsiaTheme="majorHAnsi" w:hAnsiTheme="majorHAnsi"/>
+              </w:rPr>
+              <w:t>------------------------------------------------------------</w:t>
+            </w:r>
+          </w:p>
+          <w:p>
+            <w:pPr>
+              <w:pStyle w:val="1-0"/>
+              <w:rPr>
+                <w:rFonts w:asciiTheme="majorHAnsi" w:eastAsiaTheme="majorHAnsi" w:hAnsiTheme="majorHAnsi" w:hint="eastAsia"/>
+              </w:rPr>
+            </w:pPr>
+            <w:r>
+              <w:rPr>
+                <w:rFonts w:asciiTheme="majorHAnsi" w:eastAsiaTheme="majorHAnsi" w:hAnsiTheme="majorHAnsi" w:hint="eastAsia"/>
+              </w:rPr>
+              <w:t>[오후 3:40:39.589] TX  00 06 00 02 03 E8 29 65  (+45380ms)</w:t>
+            </w:r>
+          </w:p>
+          <w:p>
+            <w:pPr>
+              <w:pStyle w:val="1-0"/>
+              <w:rPr>
+                <w:rFonts w:asciiTheme="majorHAnsi" w:eastAsiaTheme="majorHAnsi" w:hAnsiTheme="majorHAnsi" w:hint="eastAsia"/>
+              </w:rPr>
+            </w:pPr>
+            <w:r>
+              <w:rPr>
+                <w:rFonts w:asciiTheme="majorHAnsi" w:eastAsiaTheme="majorHAnsi" w:hAnsiTheme="majorHAnsi" w:hint="eastAsia"/>
+              </w:rPr>
+              <w:t>[오후 3:40:39.794] ER  Slave 0: Write response timeout (200ms)  (+205ms)</w:t>
+            </w:r>
+          </w:p>
+          <w:p>
+            <w:pPr>
+              <w:pStyle w:val="1-0"/>
+              <w:rPr>
+                <w:rFonts w:asciiTheme="majorHAnsi" w:eastAsiaTheme="majorHAnsi" w:hAnsiTheme="majorHAnsi" w:hint="eastAsia"/>
+              </w:rPr>
+            </w:pPr>
+            <w:r>
+              <w:rPr>
+                <w:rFonts w:asciiTheme="majorHAnsi" w:eastAsiaTheme="majorHAnsi" w:hAnsiTheme="majorHAnsi" w:hint="eastAsia"/>
+              </w:rPr>
+              <w:t>[오후 3:40:39.797] TX  00 06 00 01 00 01 18 1B  (+3ms)</w:t>
+            </w:r>
+          </w:p>
+          <w:p>
+            <w:pPr>
+              <w:pStyle w:val="1-0"/>
+              <w:rPr>
+                <w:rFonts w:asciiTheme="majorHAnsi" w:eastAsiaTheme="majorHAnsi" w:hAnsiTheme="majorHAnsi" w:hint="eastAsia"/>
+              </w:rPr>
+            </w:pPr>
+            <w:r>
+              <w:rPr>
+                <w:rFonts w:asciiTheme="majorHAnsi" w:eastAsiaTheme="majorHAnsi" w:hAnsiTheme="majorHAnsi" w:hint="eastAsia"/>
+              </w:rPr>
+              <w:t>[오후 3:40:40.003] ER  Slave 0: Write response timeout (200ms)  (+206ms)</w:t>
+            </w:r>
+          </w:p>
+          <w:p>
+            <w:pPr>
+              <w:pStyle w:val="1-0"/>
+              <w:rPr>
+                <w:rFonts w:asciiTheme="majorHAnsi" w:eastAsiaTheme="majorHAnsi" w:hAnsiTheme="majorHAnsi" w:hint="eastAsia"/>
+              </w:rPr>
+            </w:pPr>
+            <w:r>
+              <w:rPr>
+                <w:rFonts w:asciiTheme="majorHAnsi" w:eastAsiaTheme="majorHAnsi" w:hAnsiTheme="majorHAnsi" w:hint="eastAsia"/>
+              </w:rPr>
+              <w:t>[오후 3:40:43.008] TX  01 04 D0 2D 00 01 99 03  (+3005ms)</w:t>
+            </w:r>
+          </w:p>
+          <w:p>
+            <w:pPr>
+              <w:pStyle w:val="1-0"/>
+              <w:rPr>
+                <w:rFonts w:asciiTheme="majorHAnsi" w:eastAsiaTheme="majorHAnsi" w:hAnsiTheme="majorHAnsi" w:hint="eastAsia"/>
+              </w:rPr>
+            </w:pPr>
+            <w:r>
+              <w:rPr>
+                <w:rFonts w:asciiTheme="majorHAnsi" w:eastAsiaTheme="majorHAnsi" w:hAnsiTheme="majorHAnsi" w:hint="eastAsia"/>
+              </w:rPr>
+              <w:t>[오후 3:40:43.029] RX  01 04 02 00 00 B9 30  (+21ms)</w:t>
+            </w:r>
+          </w:p>
+          <w:p>
+            <w:pPr>
+              <w:pStyle w:val="1-0"/>
+              <w:rPr>
+                <w:rFonts w:asciiTheme="majorHAnsi" w:eastAsiaTheme="majorHAnsi" w:hAnsiTheme="majorHAnsi" w:hint="eastAsia"/>
+              </w:rPr>
+            </w:pPr>
+            <w:r>
+              <w:rPr>
+                <w:rFonts w:asciiTheme="majorHAnsi" w:eastAsiaTheme="majorHAnsi" w:hAnsiTheme="majorHAnsi" w:hint="eastAsia"/>
+              </w:rPr>
+              <w:t>[오후 3:40:43.033] TX  01 06 00 01 00 00 D8 0A  (+4ms)</w:t>
+            </w:r>
+          </w:p>
+          <w:p>
+            <w:pPr>
+              <w:pStyle w:val="1-0"/>
+              <w:rPr>
+                <w:rFonts w:asciiTheme="majorHAnsi" w:eastAsiaTheme="majorHAnsi" w:hAnsiTheme="majorHAnsi" w:hint="eastAsia"/>
+              </w:rPr>
+            </w:pPr>
+            <w:r>
+              <w:rPr>
+                <w:rFonts w:asciiTheme="majorHAnsi" w:eastAsiaTheme="majorHAnsi" w:hAnsiTheme="majorHAnsi" w:hint="eastAsia"/>
+              </w:rPr>
+              <w:t>[오후 3:40:43.045] ER  01 86 02 C3 A1  (+12ms)</w:t>
+            </w:r>
+          </w:p>
+          <w:p>
+            <w:pPr>
+              <w:pStyle w:val="1-0"/>
+              <w:rPr>
+                <w:rFonts w:asciiTheme="majorHAnsi" w:eastAsiaTheme="majorHAnsi" w:hAnsiTheme="majorHAnsi" w:hint="eastAsia"/>
+              </w:rPr>
+            </w:pPr>
+            <w:r>
+              <w:rPr>
+                <w:rFonts w:asciiTheme="majorHAnsi" w:eastAsiaTheme="majorHAnsi" w:hAnsiTheme="majorHAnsi" w:hint="eastAsia"/>
+              </w:rPr>
+              <w:t>[오후 3:40:43.050] TX  00 03 D1 49 00 01 6D 31  (+5ms)</w:t>
+            </w:r>
+          </w:p>
+          <w:p>
+            <w:pPr>
+              <w:pStyle w:val="1-0"/>
+              <w:rPr>
+                <w:rFonts w:asciiTheme="majorHAnsi" w:eastAsiaTheme="majorHAnsi" w:hAnsiTheme="majorHAnsi" w:hint="eastAsia"/>
+              </w:rPr>
+            </w:pPr>
+            <w:r>
+              <w:rPr>
+                <w:rFonts w:asciiTheme="majorHAnsi" w:eastAsiaTheme="majorHAnsi" w:hAnsiTheme="majorHAnsi" w:hint="eastAsia"/>
+              </w:rPr>
+              <w:t>[오후 3:40:43.252] ER  Slave 0: Response timeout (200ms)  (+202ms)</w:t>
+            </w:r>
+          </w:p>
+          <w:p>
+            <w:pPr>
+              <w:pStyle w:val="1-0"/>
+              <w:rPr>
+                <w:rFonts w:asciiTheme="majorHAnsi" w:eastAsiaTheme="majorHAnsi" w:hAnsiTheme="majorHAnsi" w:hint="eastAsia"/>
+              </w:rPr>
+            </w:pPr>
+            <w:r>
+              <w:rPr>
+                <w:rFonts w:asciiTheme="majorHAnsi" w:eastAsiaTheme="majorHAnsi" w:hAnsiTheme="majorHAnsi" w:hint="eastAsia"/>
+              </w:rPr>
+              <w:t>[오후 3:40:43.257] TX  00 06 00 02 00 00 29 DB  (+5ms)</w:t>
+            </w:r>
+          </w:p>
+          <w:p>
+            <w:pPr>
+              <w:pStyle w:val="1-0"/>
+              <w:rPr>
+                <w:rFonts w:asciiTheme="majorHAnsi" w:eastAsiaTheme="majorHAnsi" w:hAnsiTheme="majorHAnsi" w:hint="eastAsia"/>
+              </w:rPr>
+            </w:pPr>
+            <w:r>
+              <w:rPr>
+                <w:rFonts w:asciiTheme="majorHAnsi" w:eastAsiaTheme="majorHAnsi" w:hAnsiTheme="majorHAnsi" w:hint="eastAsia"/>
+              </w:rPr>
+              <w:t>[오후 3:40:43.462] ER  Slave 0: Write response timeout (200ms)  (+205ms)</w:t>
+            </w:r>
+          </w:p>
+          <w:p>
+            <w:pPr>
+              <w:pStyle w:val="1-0"/>
+              <w:rPr>
+                <w:rFonts w:asciiTheme="majorHAnsi" w:eastAsiaTheme="majorHAnsi" w:hAnsiTheme="majorHAnsi" w:hint="eastAsia"/>
+              </w:rPr>
+            </w:pPr>
+            <w:r>
+              <w:rPr>
+                <w:rFonts w:asciiTheme="majorHAnsi" w:eastAsiaTheme="majorHAnsi" w:hAnsiTheme="majorHAnsi" w:hint="eastAsia"/>
+              </w:rPr>
+              <w:t>[오후 3:40:43.569] TX  00 06 00 02 00 00 29 DB  (+107ms)</w:t>
+            </w:r>
+          </w:p>
+          <w:p>
+            <w:pPr>
+              <w:pStyle w:val="1-0"/>
+              <w:rPr>
+                <w:rFonts w:asciiTheme="majorHAnsi" w:eastAsiaTheme="majorHAnsi" w:hAnsiTheme="majorHAnsi" w:hint="eastAsia"/>
+              </w:rPr>
+            </w:pPr>
+            <w:r>
+              <w:rPr>
+                <w:rFonts w:asciiTheme="majorHAnsi" w:eastAsiaTheme="majorHAnsi" w:hAnsiTheme="majorHAnsi" w:hint="eastAsia"/>
+              </w:rPr>
+              <w:t>[오후 3:40:43.770] ER  Slave 0: Write response timeout (200ms)  (+201ms)</w:t>
+            </w:r>
+          </w:p>
+          <w:p>
+            <w:pPr>
+              <w:pStyle w:val="1-0"/>
+              <w:rPr>
+                <w:rFonts w:asciiTheme="majorHAnsi" w:eastAsiaTheme="majorHAnsi" w:hAnsiTheme="majorHAnsi" w:hint="eastAsia"/>
+              </w:rPr>
+            </w:pPr>
+            <w:r>
+              <w:rPr>
+                <w:rFonts w:asciiTheme="majorHAnsi" w:eastAsiaTheme="majorHAnsi" w:hAnsiTheme="majorHAnsi" w:hint="eastAsia"/>
+              </w:rPr>
+              <w:t>[오후 3:40:43.881] TX  00 06 00 02 00 00 29 DB  (+111ms)</w:t>
+            </w:r>
+          </w:p>
+          <w:p>
+            <w:pPr>
+              <w:pStyle w:val="1-0"/>
+              <w:rPr>
+                <w:rFonts w:asciiTheme="majorHAnsi" w:eastAsiaTheme="majorHAnsi" w:hAnsiTheme="majorHAnsi" w:hint="eastAsia"/>
+              </w:rPr>
+            </w:pPr>
+            <w:r>
+              <w:rPr>
+                <w:rFonts w:asciiTheme="majorHAnsi" w:eastAsiaTheme="majorHAnsi" w:hAnsiTheme="majorHAnsi" w:hint="eastAsia"/>
+              </w:rPr>
+              <w:t>[오후 3:40:44.086] ER  Slave 0: Write response timeout (200ms)  (+205ms)</w:t>
+            </w:r>
+          </w:p>
+          <w:p>
+            <w:pPr>
+              <w:pStyle w:val="1-0"/>
+              <w:rPr>
+                <w:rFonts w:asciiTheme="majorHAnsi" w:eastAsiaTheme="majorHAnsi" w:hAnsiTheme="majorHAnsi" w:hint="eastAsia"/>
+              </w:rPr>
+            </w:pPr>
+            <w:r>
+              <w:rPr>
+                <w:rFonts w:asciiTheme="majorHAnsi" w:eastAsiaTheme="majorHAnsi" w:hAnsiTheme="majorHAnsi" w:hint="eastAsia"/>
+              </w:rPr>
+              <w:t>[오후 3:40:44.188] TX  00 06 00 02 00 00 29 DB  (+102ms)</w:t>
+            </w:r>
+          </w:p>
+          <w:p>
+            <w:pPr>
+              <w:pStyle w:val="1-0"/>
+              <w:rPr>
+                <w:rFonts w:asciiTheme="majorHAnsi" w:eastAsiaTheme="majorHAnsi" w:hAnsiTheme="majorHAnsi" w:hint="eastAsia"/>
+              </w:rPr>
+            </w:pPr>
+            <w:r>
+              <w:rPr>
+                <w:rFonts w:asciiTheme="majorHAnsi" w:eastAsiaTheme="majorHAnsi" w:hAnsiTheme="majorHAnsi" w:hint="eastAsia"/>
+              </w:rPr>
+              <w:t>[오후 3:40:44.397] ER  Slave 0: Write response timeout (200ms)  (+209ms)</w:t>
+            </w:r>
+          </w:p>
+          <w:p>
+            <w:pPr>
+              <w:pStyle w:val="1-0"/>
+              <w:rPr>
+                <w:rFonts w:asciiTheme="majorHAnsi" w:eastAsiaTheme="majorHAnsi" w:hAnsiTheme="majorHAnsi" w:hint="eastAsia"/>
+              </w:rPr>
+            </w:pPr>
+            <w:r>
+              <w:rPr>
+                <w:rFonts w:asciiTheme="majorHAnsi" w:eastAsiaTheme="majorHAnsi" w:hAnsiTheme="majorHAnsi" w:hint="eastAsia"/>
+              </w:rPr>
+              <w:t>[오후 3:40:44.505] TX  00 06 00 02 00 00 29 DB  (+108ms)</w:t>
+            </w:r>
+          </w:p>
+          <w:p>
+            <w:pPr>
+              <w:pStyle w:val="1-0"/>
+              <w:rPr>
+                <w:rFonts w:asciiTheme="majorHAnsi" w:eastAsiaTheme="majorHAnsi" w:hAnsiTheme="majorHAnsi" w:hint="eastAsia"/>
+              </w:rPr>
+            </w:pPr>
+            <w:r>
+              <w:rPr>
+                <w:rFonts w:asciiTheme="majorHAnsi" w:eastAsiaTheme="majorHAnsi" w:hAnsiTheme="majorHAnsi" w:hint="eastAsia"/>
+              </w:rPr>
+              <w:t>[오후 3:40:44.712] ER  Slave 0: Write response timeout (200ms)  (+207ms)</w:t>
+            </w:r>
+          </w:p>
+          <w:p>
+            <w:pPr>
+              <w:pStyle w:val="1-0"/>
+              <w:rPr>
+                <w:rFonts w:asciiTheme="majorHAnsi" w:eastAsiaTheme="majorHAnsi" w:hAnsiTheme="majorHAnsi" w:hint="eastAsia"/>
+              </w:rPr>
+            </w:pPr>
+            <w:r>
+              <w:rPr>
+                <w:rFonts w:asciiTheme="majorHAnsi" w:eastAsiaTheme="majorHAnsi" w:hAnsiTheme="majorHAnsi" w:hint="eastAsia"/>
+              </w:rPr>
+              <w:t>[오후 3:40:44.818] TX  00 06 00 02 00 00 29 DB  (+106ms)</w:t>
+            </w:r>
+          </w:p>
+          <w:p>
+            <w:pPr>
+              <w:pStyle w:val="1-0"/>
+              <w:rPr>
+                <w:rFonts w:asciiTheme="majorHAnsi" w:eastAsiaTheme="majorHAnsi" w:hAnsiTheme="majorHAnsi" w:hint="eastAsia"/>
+              </w:rPr>
+            </w:pPr>
+            <w:r>
+              <w:rPr>
+                <w:rFonts w:asciiTheme="majorHAnsi" w:eastAsiaTheme="majorHAnsi" w:hAnsiTheme="majorHAnsi" w:hint="eastAsia"/>
+              </w:rPr>
+              <w:t>[오후 3:40:45.021] ER  Slave 0: Write response timeout (200ms)  (+203ms)</w:t>
+            </w:r>
+          </w:p>
+          <w:p>
+            <w:pPr>
+              <w:pStyle w:val="1-0"/>
+              <w:rPr>
+                <w:rFonts w:asciiTheme="majorHAnsi" w:eastAsiaTheme="majorHAnsi" w:hAnsiTheme="majorHAnsi" w:hint="eastAsia"/>
+              </w:rPr>
+            </w:pPr>
+            <w:r>
+              <w:rPr>
+                <w:rFonts w:asciiTheme="majorHAnsi" w:eastAsiaTheme="majorHAnsi" w:hAnsiTheme="majorHAnsi" w:hint="eastAsia"/>
+              </w:rPr>
+              <w:t>[오후 3:40:45.130] TX  00 06 00 02 00 00 29 DB  (+109ms)</w:t>
+            </w:r>
+          </w:p>
+          <w:p>
+            <w:pPr>
+              <w:pStyle w:val="1-0"/>
+              <w:rPr>
+                <w:rFonts w:asciiTheme="majorHAnsi" w:eastAsiaTheme="majorHAnsi" w:hAnsiTheme="majorHAnsi" w:hint="eastAsia"/>
+              </w:rPr>
+            </w:pPr>
+            <w:r>
+              <w:rPr>
+                <w:rFonts w:asciiTheme="majorHAnsi" w:eastAsiaTheme="majorHAnsi" w:hAnsiTheme="majorHAnsi" w:hint="eastAsia"/>
+              </w:rPr>
+              <w:t>[오후 3:40:45.333] ER  Slave 0: Write response timeout (200ms)  (+203ms)</w:t>
+            </w:r>
+          </w:p>
+          <w:p>
+            <w:pPr>
+              <w:pStyle w:val="1-0"/>
+              <w:rPr>
+                <w:rFonts w:asciiTheme="majorHAnsi" w:eastAsiaTheme="majorHAnsi" w:hAnsiTheme="majorHAnsi" w:hint="eastAsia"/>
+              </w:rPr>
+            </w:pPr>
+            <w:r>
+              <w:rPr>
+                <w:rFonts w:asciiTheme="majorHAnsi" w:eastAsiaTheme="majorHAnsi" w:hAnsiTheme="majorHAnsi" w:hint="eastAsia"/>
+              </w:rPr>
+              <w:t>[오후 3:40:45.439] TX  00 06 00 02 00 00 29 DB  (+106ms)</w:t>
+            </w:r>
+          </w:p>
+          <w:p>
+            <w:pPr>
+              <w:pStyle w:val="1-0"/>
+              <w:rPr>
+                <w:rFonts w:asciiTheme="majorHAnsi" w:eastAsiaTheme="majorHAnsi" w:hAnsiTheme="majorHAnsi" w:hint="eastAsia"/>
+              </w:rPr>
+            </w:pPr>
+            <w:r>
+              <w:rPr>
+                <w:rFonts w:asciiTheme="majorHAnsi" w:eastAsiaTheme="majorHAnsi" w:hAnsiTheme="majorHAnsi" w:hint="eastAsia"/>
+              </w:rPr>
+              <w:lastRenderedPageBreak/>
+              <w:t>[오후 3:40:45.641] ER  Slave 0: Write response timeout (200ms)  (+202ms)</w:t>
+            </w:r>
+          </w:p>
+          <w:p>
+            <w:pPr>
+              <w:pStyle w:val="1-0"/>
+              <w:rPr>
+                <w:rFonts w:asciiTheme="majorHAnsi" w:eastAsiaTheme="majorHAnsi" w:hAnsiTheme="majorHAnsi" w:hint="eastAsia"/>
+              </w:rPr>
+            </w:pPr>
+            <w:r>
+              <w:rPr>
+                <w:rFonts w:asciiTheme="majorHAnsi" w:eastAsiaTheme="majorHAnsi" w:hAnsiTheme="majorHAnsi" w:hint="eastAsia"/>
+              </w:rPr>
+              <w:t>[오후 3:40:45.744] TX  00 06 00 02 00 00 29 DB  (+103ms)</w:t>
+            </w:r>
+          </w:p>
+          <w:p>
+            <w:pPr>
+              <w:pStyle w:val="1-0"/>
+              <w:rPr>
+                <w:rFonts w:asciiTheme="majorHAnsi" w:eastAsiaTheme="majorHAnsi" w:hAnsiTheme="majorHAnsi" w:hint="eastAsia"/>
+              </w:rPr>
+            </w:pPr>
+            <w:r>
+              <w:rPr>
+                <w:rFonts w:asciiTheme="majorHAnsi" w:eastAsiaTheme="majorHAnsi" w:hAnsiTheme="majorHAnsi" w:hint="eastAsia"/>
+              </w:rPr>
+              <w:t>[오후 3:40:45.947] ER  Slave 0: Write response timeout (200ms)  (+203ms)</w:t>
+            </w:r>
+          </w:p>
+          <w:p>
+            <w:pPr>
+              <w:pStyle w:val="1-0"/>
+              <w:rPr>
+                <w:rFonts w:asciiTheme="majorHAnsi" w:eastAsiaTheme="majorHAnsi" w:hAnsiTheme="majorHAnsi" w:hint="eastAsia"/>
+              </w:rPr>
+            </w:pPr>
+            <w:r>
+              <w:rPr>
+                <w:rFonts w:asciiTheme="majorHAnsi" w:eastAsiaTheme="majorHAnsi" w:hAnsiTheme="majorHAnsi" w:hint="eastAsia"/>
+              </w:rPr>
+              <w:t>[오후 3:40:46.054] TX  00 06 00 02 00 00 29 DB  (+107ms)</w:t>
+            </w:r>
+          </w:p>
+          <w:p>
+            <w:pPr>
+              <w:pStyle w:val="1-0"/>
+              <w:rPr>
+                <w:rFonts w:asciiTheme="majorHAnsi" w:eastAsiaTheme="majorHAnsi" w:hAnsiTheme="majorHAnsi" w:hint="eastAsia"/>
+              </w:rPr>
+            </w:pPr>
+            <w:r>
+              <w:rPr>
+                <w:rFonts w:asciiTheme="majorHAnsi" w:eastAsiaTheme="majorHAnsi" w:hAnsiTheme="majorHAnsi" w:hint="eastAsia"/>
+              </w:rPr>
+              <w:t>[오후 3:40:46.255] ER  Slave 0: Write response timeout (200ms)  (+201ms)</w:t>
+            </w:r>
+          </w:p>
+          <w:p>
+            <w:pPr>
+              <w:pStyle w:val="1-0"/>
+              <w:rPr>
+                <w:rFonts w:asciiTheme="majorHAnsi" w:eastAsiaTheme="majorHAnsi" w:hAnsiTheme="majorHAnsi" w:hint="eastAsia"/>
+              </w:rPr>
+            </w:pPr>
+            <w:r>
+              <w:rPr>
+                <w:rFonts w:asciiTheme="majorHAnsi" w:eastAsiaTheme="majorHAnsi" w:hAnsiTheme="majorHAnsi" w:hint="eastAsia"/>
+              </w:rPr>
+              <w:t>[오후 3:40:46.257] TX  01 03 D1 49 00 01 6C E0  (+2ms)</w:t>
+            </w:r>
+          </w:p>
+          <w:p>
+            <w:pPr>
+              <w:pStyle w:val="1-0"/>
+              <w:rPr>
+                <w:rFonts w:asciiTheme="majorHAnsi" w:eastAsiaTheme="majorHAnsi" w:hAnsiTheme="majorHAnsi" w:hint="eastAsia"/>
+              </w:rPr>
+            </w:pPr>
+            <w:r>
+              <w:rPr>
+                <w:rFonts w:asciiTheme="majorHAnsi" w:eastAsiaTheme="majorHAnsi" w:hAnsiTheme="majorHAnsi" w:hint="eastAsia"/>
+              </w:rPr>
+              <w:t>[오후 3:40:46.276] RX  01 03 02 00 04 B9 87  (+19ms)</w:t>
+            </w:r>
+          </w:p>
+          <w:p>
+            <w:pPr>
+              <w:pStyle w:val="1-0"/>
+              <w:rPr>
+                <w:rFonts w:asciiTheme="majorHAnsi" w:eastAsiaTheme="majorHAnsi" w:hAnsiTheme="majorHAnsi"/>
+              </w:rPr>
+            </w:pPr>
           </w:p>
           <w:p>
             <w:pPr>
@@ -1768,77 +3872,15 @@
                 <w:numId w:val="0"/>
               </w:numPr>
               <w:rPr>
-                <w:rFonts w:asciiTheme="majorHAnsi" w:eastAsiaTheme="majorHAnsi" w:hAnsiTheme="majorHAnsi"/>
-              </w:rPr>
-            </w:pPr>
-          </w:p>
-          <w:p>
-            <w:pPr>
-              <w:pStyle w:val="1-0"/>
-              <w:numPr>
-                <w:ilvl w:val="0"/>
-                <w:numId w:val="0"/>
-              </w:numPr>
-              <w:rPr>
-                <w:rFonts w:asciiTheme="majorHAnsi" w:eastAsiaTheme="majorHAnsi" w:hAnsiTheme="majorHAnsi"/>
-                <w:b/>
-                <w:bCs/>
-              </w:rPr>
-            </w:pPr>
-            <w:r>
-              <w:rPr>
-                <w:rFonts w:asciiTheme="majorHAnsi" w:eastAsiaTheme="majorHAnsi" w:hAnsiTheme="majorHAnsi"/>
-                <w:b/>
-                <w:bCs/>
-              </w:rPr>
-              <w:t>[Phase 3 판정 - 예외 처리]</w:t>
-            </w:r>
-          </w:p>
-          <w:p>
-            <w:pPr>
-              <w:pStyle w:val="1-0"/>
-              <w:numPr>
-                <w:ilvl w:val="0"/>
-                <w:numId w:val="0"/>
-              </w:numPr>
-              <w:rPr>
-                <w:rFonts w:asciiTheme="majorHAnsi" w:eastAsiaTheme="majorHAnsi" w:hAnsiTheme="majorHAnsi"/>
-              </w:rPr>
-            </w:pPr>
-          </w:p>
-          <w:p>
-            <w:pPr>
-              <w:pStyle w:val="1-0"/>
-              <w:numPr>
-                <w:ilvl w:val="0"/>
-                <w:numId w:val="0"/>
-              </w:numPr>
-              <w:rPr>
-                <w:rFonts w:asciiTheme="majorHAnsi" w:eastAsiaTheme="majorHAnsi" w:hAnsiTheme="majorHAnsi"/>
-                <w:b/>
-                <w:bCs/>
-              </w:rPr>
-            </w:pPr>
-            <w:r>
-              <w:rPr>
-                <w:rFonts w:asciiTheme="majorHAnsi" w:eastAsiaTheme="majorHAnsi" w:hAnsiTheme="majorHAnsi"/>
-                <w:b/>
-                <w:bCs/>
-              </w:rPr>
-              <w:t>[Phase 4 판정 - 통신 복구 안정성]</w:t>
-            </w:r>
-          </w:p>
-          <w:p>
-            <w:pPr>
-              <w:pStyle w:val="1-0"/>
-              <w:numPr>
-                <w:ilvl w:val="0"/>
-                <w:numId w:val="0"/>
-              </w:numPr>
-              <w:rPr>
-                <w:rFonts w:asciiTheme="majorHAnsi" w:eastAsiaTheme="majorHAnsi" w:hAnsiTheme="majorHAnsi"/>
-              </w:rPr>
-            </w:pPr>
+                <w:rFonts w:asciiTheme="majorHAnsi" w:eastAsiaTheme="majorHAnsi" w:hAnsiTheme="majorHAnsi" w:hint="eastAsia"/>
+              </w:rPr>
+            </w:pPr>
+            <w:r>
+              <w:rPr>
+                <w:rFonts w:asciiTheme="majorHAnsi" w:eastAsiaTheme="majorHAnsi" w:hAnsiTheme="majorHAnsi"/>
+              </w:rPr>
+              <w:t>============================================================</w:t>
+            </w:r>
           </w:p>
         </w:tc>
       </w:tr>
@@ -1868,6 +3910,7 @@
               <w:rPr>
                 <w:rFonts w:asciiTheme="majorHAnsi" w:eastAsiaTheme="majorHAnsi" w:hAnsiTheme="majorHAnsi" w:hint="eastAsia"/>
               </w:rPr>
+              <w:lastRenderedPageBreak/>
               <w:t>기타</w:t>
             </w:r>
           </w:p>
@@ -1901,7 +3944,7 @@
       </w:pPr>
     </w:p>
     <w:sectPr>
-      <w:headerReference w:type="default" r:id="rId8"/>
+      <w:headerReference w:type="default" r:id="rId9"/>
       <w:pgSz w:w="11906" w:h="16838"/>
       <w:pgMar w:top="1701" w:right="1440" w:bottom="1440" w:left="1440" w:header="851" w:footer="992" w:gutter="0"/>
       <w:cols w:space="425"/>
